--- a/public/documents/bai-5-sang-tao-voi-ai.docx
+++ b/public/documents/bai-5-sang-tao-voi-ai.docx
@@ -5,9 +5,7 @@
     <w:p>
       <w:pPr>
         <w:pStyle w:val="Title"/>
-        <w:keepNext/>
-        <w:widowControl/>
-        <w:spacing w:before="0" w:after="200" w:line="240" w:lineRule="auto"/>
+        <w:ind w:firstLine="0"/>
         <w:jc w:val="center"/>
         <w:rPr>
           <w:rFonts w:ascii="Times New Roman" w:hAnsi="Times New Roman" w:cs="Times New Roman"/>
@@ -20,51 +18,20 @@
       </w:pPr>
       <w:r>
         <w:rPr>
-          <w:rFonts w:ascii="Arial" w:hAnsi="Arial" w:cs="Arial" w:eastAsia="Arial"/>
+          <w:rFonts w:ascii="Times New Roman" w:hAnsi="Times New Roman" w:eastAsia="Times New Roman" w:cs="Times New Roman"/>
           <w:b/>
-          <w:color w:val="0E5C50"/>
-          <w:sz w:val="40"/>
-        </w:rPr>
-        <w:t>Bài tập 5 — Sử dụng AI tạo sinh để hỗ trợ sáng tạo nội dung</w:t>
-      </w:r>
-    </w:p>
-    <w:p>
-      <w:pPr>
-        <w:pStyle w:val="Subtitle"/>
-        <w:jc w:val="center"/>
-      </w:pPr>
-      <w:r>
-        <w:rPr>
-          <w:rFonts w:ascii="Arial" w:hAnsi="Arial" w:cs="Arial" w:eastAsia="Arial"/>
-          <w:color w:val="66737D"/>
-          <w:sz w:val="21"/>
-        </w:rPr>
-        <w:t>Trịnh Thị Kiều Oanh · MSSV 25041302 · Lớp 25R1</w:t>
-      </w:r>
-    </w:p>
-    <w:p>
-      <w:pPr>
-        <w:pStyle w:val="Subtitle"/>
-        <w:jc w:val="center"/>
-        <w:pBdr>
-          <w:bottom w:val="single" w:sz="6" w:space="5" w:color="B8D3CC"/>
-        </w:pBdr>
-      </w:pPr>
-      <w:r>
-        <w:rPr>
-          <w:rFonts w:ascii="Arial" w:hAnsi="Arial" w:cs="Arial" w:eastAsia="Arial"/>
-          <w:color w:val="66737D"/>
-          <w:sz w:val="21"/>
-        </w:rPr>
-        <w:t>Nhập môn Công nghệ số và Ứng dụng Trí tuệ nhân tạo</w:t>
+          <w:i w:val="0"/>
+          <w:sz w:val="32"/>
+          <w:lang w:val="vi-VN"/>
+        </w:rPr>
+        <w:t>BÀI TẬP 5: SỬ DỤNG AI TẠO SINH ĐỂ HỖ TRỢ SÁNG TẠO NỘI DUNG</w:t>
       </w:r>
     </w:p>
     <w:p>
       <w:pPr>
         <w:pStyle w:val="Heading1"/>
-        <w:keepNext/>
-        <w:widowControl/>
-        <w:spacing w:line="276" w:lineRule="auto"/>
+        <w:ind w:firstLine="0"/>
+        <w:jc w:val="left"/>
         <w:rPr>
           <w:rFonts w:ascii="Times New Roman" w:hAnsi="Times New Roman" w:cs="Times New Roman"/>
           <w:color w:val="000000" w:themeColor="text1"/>
@@ -74,16 +41,18 @@
       </w:pPr>
       <w:r>
         <w:rPr>
-          <w:rFonts w:ascii="Arial" w:hAnsi="Arial" w:cs="Arial" w:eastAsia="Arial"/>
+          <w:rFonts w:ascii="Times New Roman" w:hAnsi="Times New Roman" w:eastAsia="Times New Roman" w:cs="Times New Roman"/>
           <w:b/>
-          <w:color w:val="0E5C50"/>
+          <w:i w:val="0"/>
           <w:sz w:val="28"/>
-        </w:rPr>
-        <w:t>I. Tổng quan dự án</w:t>
-      </w:r>
-    </w:p>
-    <w:p>
-      <w:pPr>
+          <w:lang w:val="vi-VN"/>
+        </w:rPr>
+        <w:t>I. TỔNG QUAN DỰ ÁN</w:t>
+      </w:r>
+    </w:p>
+    <w:p>
+      <w:pPr>
+        <w:pStyle w:val="NormalWeb"/>
         <w:rPr>
           <w:color w:val="000000" w:themeColor="text1"/>
           <w:sz w:val="26"/>
@@ -92,36 +61,86 @@
       </w:pPr>
       <w:r>
         <w:rPr>
-          <w:rFonts w:ascii="Arial" w:hAnsi="Arial" w:cs="Arial" w:eastAsia="Arial"/>
-          <w:color w:val="17212B"/>
-          <w:sz w:val="22"/>
-        </w:rPr>
-        <w:t>Trong bài báo cáo này, nhóm lựa chọn thực hiện dự án thiết kế bài thuyết trình "Cyber Security" với mục tiêu ứng dụng các công cụ AI tạo sinh vào toàn bộ quá trình sáng tạo nội dung số. Chủ đề được lựa chọn vì an ninh mạng là vấn đề có tính thời sự, gắn liền với đời sống số và phù hợp để xây dựng một bài thuyết trình trực quan, dễ tiếp cận.</w:t>
-      </w:r>
-    </w:p>
-    <w:p>
-      <w:pPr>
-        <w:rPr>
+          <w:rFonts w:ascii="Times New Roman" w:hAnsi="Times New Roman" w:eastAsia="Times New Roman" w:cs="Times New Roman"/>
           <w:color w:val="000000" w:themeColor="text1"/>
           <w:sz w:val="26"/>
           <w:szCs w:val="26"/>
-        </w:rPr>
-      </w:pPr>
-      <w:r>
-        <w:rPr>
-          <w:rFonts w:ascii="Arial" w:hAnsi="Arial" w:cs="Arial" w:eastAsia="Arial"/>
-          <w:color w:val="17212B"/>
-          <w:sz w:val="22"/>
-        </w:rPr>
-        <w:t>Sản phẩm cuối cùng là bài thuyết trình gồm 10 slide giới thiệu tổng quan về Cyber Security, các mối đe dọa phổ biến, giải pháp bảo vệ thông tin và khuyến nghị sử dụng Internet an toàn. Bên cạnh sản phẩm hoàn chỉnh, báo cáo còn trình bày quá trình sử dụng AI, các prompt đã áp dụng, ảnh chụp màn hình minh họa và những phiên bản trung gian trong quá trình thực hiện.</w:t>
+          <w:lang w:val="vi-VN"/>
+        </w:rPr>
+        <w:t xml:space="preserve">Trong bài báo cáo này, nhóm lựa chọn thực hiện dự án </w:t>
+      </w:r>
+      <w:r>
+        <w:rPr>
+          <w:rStyle w:val="Strong"/>
+          <w:rFonts w:eastAsiaTheme="majorEastAsia" w:ascii="Times New Roman" w:hAnsi="Times New Roman" w:eastAsia="Times New Roman" w:cs="Times New Roman"/>
+          <w:b w:val="0"/>
+          <w:bCs w:val="0"/>
+          <w:color w:val="000000" w:themeColor="text1"/>
+          <w:sz w:val="26"/>
+          <w:szCs w:val="26"/>
+          <w:lang w:val="vi-VN"/>
+        </w:rPr>
+        <w:t>thiết kế bài thuyết trình "Cyber Security"</w:t>
+      </w:r>
+      <w:r>
+        <w:rPr>
+          <w:rFonts w:ascii="Times New Roman" w:hAnsi="Times New Roman" w:eastAsia="Times New Roman" w:cs="Times New Roman"/>
+          <w:color w:val="000000" w:themeColor="text1"/>
+          <w:sz w:val="26"/>
+          <w:szCs w:val="26"/>
+          <w:lang w:val="vi-VN"/>
+        </w:rPr>
+        <w:t xml:space="preserve"> với mục tiêu ứng dụng các công cụ AI tạo sinh vào toàn bộ quá trình sáng tạo nội dung số. Chủ đề được lựa chọn vì an ninh mạng là vấn đề có tính thời sự, gắn liền với đời sống số và phù hợp để xây dựng một bài thuyết trình trực quan, dễ tiếp cận.</w:t>
+      </w:r>
+    </w:p>
+    <w:p>
+      <w:pPr>
+        <w:pStyle w:val="NormalWeb"/>
+        <w:rPr>
+          <w:color w:val="000000" w:themeColor="text1"/>
+          <w:sz w:val="26"/>
+          <w:szCs w:val="26"/>
+        </w:rPr>
+      </w:pPr>
+      <w:r>
+        <w:rPr>
+          <w:rFonts w:ascii="Times New Roman" w:hAnsi="Times New Roman" w:eastAsia="Times New Roman" w:cs="Times New Roman"/>
+          <w:color w:val="000000" w:themeColor="text1"/>
+          <w:sz w:val="26"/>
+          <w:szCs w:val="26"/>
+          <w:lang w:val="vi-VN"/>
+        </w:rPr>
+        <w:t xml:space="preserve">Sản phẩm cuối cùng là </w:t>
+      </w:r>
+      <w:r>
+        <w:rPr>
+          <w:rStyle w:val="Strong"/>
+          <w:rFonts w:eastAsiaTheme="majorEastAsia" w:ascii="Times New Roman" w:hAnsi="Times New Roman" w:eastAsia="Times New Roman" w:cs="Times New Roman"/>
+          <w:b w:val="0"/>
+          <w:bCs w:val="0"/>
+          <w:color w:val="000000" w:themeColor="text1"/>
+          <w:sz w:val="26"/>
+          <w:szCs w:val="26"/>
+          <w:lang w:val="vi-VN"/>
+        </w:rPr>
+        <w:t>bài thuyết trình gồm 10 slide</w:t>
+      </w:r>
+      <w:r>
+        <w:rPr>
+          <w:rFonts w:ascii="Times New Roman" w:hAnsi="Times New Roman" w:eastAsia="Times New Roman" w:cs="Times New Roman"/>
+          <w:color w:val="000000" w:themeColor="text1"/>
+          <w:sz w:val="26"/>
+          <w:szCs w:val="26"/>
+          <w:lang w:val="vi-VN"/>
+        </w:rPr>
+        <w:t xml:space="preserve"> giới thiệu tổng quan về Cyber Security, các mối đe dọa phổ biến, giải pháp bảo vệ thông tin và khuyến nghị sử dụng Internet an toàn. Bên cạnh sản phẩm hoàn chỉnh, báo cáo còn trình bày quá trình sử dụng AI, các prompt đã áp dụng, ảnh chụp màn hình minh họa và những phiên bản trung gian trong quá trình thực hiện.</w:t>
       </w:r>
     </w:p>
     <w:p>
       <w:pPr>
         <w:pStyle w:val="Heading1"/>
-        <w:keepNext/>
-        <w:widowControl/>
-        <w:spacing w:line="276" w:lineRule="auto"/>
+        <w:ind w:firstLine="0"/>
+        <w:jc w:val="left"/>
         <w:rPr>
           <w:rFonts w:ascii="Times New Roman" w:hAnsi="Times New Roman" w:cs="Times New Roman"/>
           <w:color w:val="000000" w:themeColor="text1"/>
@@ -131,16 +150,18 @@
       </w:pPr>
       <w:r>
         <w:rPr>
-          <w:rFonts w:ascii="Arial" w:hAnsi="Arial" w:cs="Arial" w:eastAsia="Arial"/>
+          <w:rFonts w:ascii="Times New Roman" w:hAnsi="Times New Roman" w:eastAsia="Times New Roman" w:cs="Times New Roman"/>
           <w:b/>
-          <w:color w:val="0E5C50"/>
+          <w:i w:val="0"/>
           <w:sz w:val="28"/>
-        </w:rPr>
-        <w:t>II. Công cụ và quy trình thực hiện</w:t>
-      </w:r>
-    </w:p>
-    <w:p>
-      <w:pPr>
+          <w:lang w:val="vi-VN"/>
+        </w:rPr>
+        <w:t>II. CÔNG CỤ VÀ QUY TRÌNH THỰC HIỆN</w:t>
+      </w:r>
+    </w:p>
+    <w:p>
+      <w:pPr>
+        <w:pStyle w:val="NormalWeb"/>
         <w:rPr>
           <w:color w:val="000000" w:themeColor="text1"/>
           <w:sz w:val="26"/>
@@ -149,167 +170,174 @@
       </w:pPr>
       <w:r>
         <w:rPr>
-          <w:rFonts w:ascii="Arial" w:hAnsi="Arial" w:cs="Arial" w:eastAsia="Arial"/>
-          <w:color w:val="17212B"/>
-          <w:sz w:val="22"/>
+          <w:rFonts w:ascii="Times New Roman" w:hAnsi="Times New Roman" w:eastAsia="Times New Roman" w:cs="Times New Roman"/>
+          <w:color w:val="000000" w:themeColor="text1"/>
+          <w:sz w:val="26"/>
+          <w:szCs w:val="26"/>
+          <w:lang w:val="vi-VN"/>
         </w:rPr>
         <w:t>Dự án sử dụng ba công cụ AI tạo sinh theo đúng yêu cầu của đề bài:</w:t>
       </w:r>
     </w:p>
     <w:p>
       <w:pPr>
-        <w:pStyle w:val="ListParagraph"/>
-        <w:keepNext w:val="0"/>
-        <w:widowControl/>
-        <w:spacing w:before="100" w:beforeAutospacing="1" w:after="100" w:afterAutospacing="1" w:line="276" w:lineRule="auto"/>
+        <w:spacing w:before="100" w:beforeAutospacing="1" w:after="60" w:afterAutospacing="1" w:line="276" w:lineRule="auto"/>
+        <w:ind w:left="425" w:hanging="283" w:right="0"/>
+        <w:jc w:val="both"/>
         <w:rPr>
           <w:rFonts w:ascii="Times New Roman" w:hAnsi="Times New Roman" w:cs="Times New Roman"/>
           <w:color w:val="000000" w:themeColor="text1"/>
           <w:sz w:val="26"/>
           <w:szCs w:val="26"/>
         </w:rPr>
-        <w:numPr>
-          <w:ilvl w:val="0"/>
-          <w:numId w:val="17"/>
-        </w:numPr>
-      </w:pPr>
-      <w:r>
-        <w:rPr>
-          <w:rFonts w:ascii="Arial" w:hAnsi="Arial" w:cs="Arial" w:eastAsia="Arial"/>
-          <w:color w:val="17212B"/>
-          <w:sz w:val="22"/>
-        </w:rPr>
-        <w:t>ChatGPT: Hỗ trợ xây dựng ý tưởng, lập dàn ý, viết và chỉnh sửa nội dung.</w:t>
-      </w:r>
-    </w:p>
-    <w:p>
-      <w:pPr>
-        <w:pStyle w:val="ListParagraph"/>
-        <w:keepNext w:val="0"/>
-        <w:widowControl/>
-        <w:spacing w:before="100" w:beforeAutospacing="1" w:after="100" w:afterAutospacing="1" w:line="276" w:lineRule="auto"/>
+      </w:pPr>
+      <w:r>
+        <w:rPr>
+          <w:rFonts w:ascii="Times New Roman" w:hAnsi="Times New Roman" w:eastAsia="Times New Roman" w:cs="Times New Roman"/>
+          <w:sz w:val="26"/>
+          <w:lang w:val="vi-VN"/>
+        </w:rPr>
+        <w:t>• ChatGPT: Hỗ trợ xây dựng ý tưởng, lập dàn ý, viết và chỉnh sửa nội dung.</w:t>
+      </w:r>
+    </w:p>
+    <w:p>
+      <w:pPr>
+        <w:spacing w:before="100" w:beforeAutospacing="1" w:after="60" w:afterAutospacing="1" w:line="276" w:lineRule="auto"/>
+        <w:ind w:left="425" w:hanging="283" w:right="0"/>
+        <w:jc w:val="both"/>
         <w:rPr>
           <w:rFonts w:ascii="Times New Roman" w:hAnsi="Times New Roman" w:cs="Times New Roman"/>
           <w:color w:val="000000" w:themeColor="text1"/>
           <w:sz w:val="26"/>
           <w:szCs w:val="26"/>
         </w:rPr>
-        <w:numPr>
-          <w:ilvl w:val="0"/>
-          <w:numId w:val="17"/>
-        </w:numPr>
-      </w:pPr>
-      <w:r>
-        <w:rPr>
-          <w:rFonts w:ascii="Arial" w:hAnsi="Arial" w:cs="Arial" w:eastAsia="Arial"/>
-          <w:color w:val="17212B"/>
-          <w:sz w:val="22"/>
-        </w:rPr>
-        <w:t>Creative Agent (Text-to-Image): Tạo hình ảnh minh họa từ các câu lệnh mô tả.</w:t>
-      </w:r>
-    </w:p>
-    <w:p>
-      <w:pPr>
-        <w:pStyle w:val="ListParagraph"/>
-        <w:keepNext w:val="0"/>
-        <w:widowControl/>
-        <w:spacing w:before="100" w:beforeAutospacing="1" w:after="100" w:afterAutospacing="1" w:line="276" w:lineRule="auto"/>
+      </w:pPr>
+      <w:r>
+        <w:rPr>
+          <w:rFonts w:ascii="Times New Roman" w:hAnsi="Times New Roman" w:eastAsia="Times New Roman" w:cs="Times New Roman"/>
+          <w:sz w:val="26"/>
+          <w:lang w:val="vi-VN"/>
+        </w:rPr>
+        <w:t>• Creative Agent (Text-to-Image): Tạo hình ảnh minh họa từ các câu lệnh mô tả.</w:t>
+      </w:r>
+    </w:p>
+    <w:p>
+      <w:pPr>
+        <w:spacing w:before="100" w:beforeAutospacing="1" w:after="60" w:afterAutospacing="1" w:line="276" w:lineRule="auto"/>
+        <w:ind w:left="425" w:hanging="283" w:right="0"/>
+        <w:jc w:val="both"/>
         <w:rPr>
           <w:rFonts w:ascii="Times New Roman" w:hAnsi="Times New Roman" w:cs="Times New Roman"/>
           <w:color w:val="000000" w:themeColor="text1"/>
           <w:sz w:val="26"/>
           <w:szCs w:val="26"/>
         </w:rPr>
-        <w:numPr>
-          <w:ilvl w:val="0"/>
-          <w:numId w:val="17"/>
-        </w:numPr>
-      </w:pPr>
-      <w:r>
-        <w:rPr>
-          <w:rFonts w:ascii="Arial" w:hAnsi="Arial" w:cs="Arial" w:eastAsia="Arial"/>
-          <w:color w:val="17212B"/>
+      </w:pPr>
+      <w:r>
+        <w:rPr>
+          <w:rFonts w:ascii="Times New Roman" w:hAnsi="Times New Roman" w:eastAsia="Times New Roman" w:cs="Times New Roman"/>
+          <w:sz w:val="26"/>
+          <w:lang w:val="vi-VN"/>
+        </w:rPr>
+        <w:t>• Canva AI: Thiết kế bố cục, tích hợp nội dung và hình ảnh để hoàn thiện bài thuyết trình.</w:t>
+      </w:r>
+    </w:p>
+    <w:p>
+      <w:pPr>
+        <w:pStyle w:val="NormalWeb"/>
+        <w:rPr>
+          <w:color w:val="000000" w:themeColor="text1"/>
+          <w:sz w:val="26"/>
+          <w:szCs w:val="26"/>
+        </w:rPr>
+      </w:pPr>
+      <w:r>
+        <w:rPr>
+          <w:rFonts w:ascii="Times New Roman" w:hAnsi="Times New Roman" w:eastAsia="Times New Roman" w:cs="Times New Roman"/>
+          <w:color w:val="000000" w:themeColor="text1"/>
+          <w:sz w:val="26"/>
+          <w:szCs w:val="26"/>
+          <w:lang w:val="vi-VN"/>
+        </w:rPr>
+        <w:t>Quy trình thực hiện gồm ba giai đoạn chính: (1) khởi tạo nội dung bằng ChatGPT, (2) trực quan hóa ý tưởng bằng Creative Agent và (3) thiết kế, hoàn thiện sản phẩm trên Canva AI. Trong suốt quá trình này, AI đóng vai trò hỗ trợ tạo nội dung và hình ảnh, còn người thực hiện chịu trách nhiệm lựa chọn, chỉnh sửa, kiểm chứng thông tin và hoàn thiện sản phẩm nhằm đảm bảo tính chính xác, thẩm mỹ và phù hợp với mục tiêu của dự án.</w:t>
+      </w:r>
+    </w:p>
+    <w:p>
+      <w:pPr>
+        <w:pStyle w:val="Heading1"/>
+        <w:ind w:firstLine="0"/>
+        <w:jc w:val="left"/>
+      </w:pPr>
+      <w:r>
+        <w:rPr>
+          <w:rFonts w:ascii="Times New Roman" w:hAnsi="Times New Roman" w:eastAsia="Times New Roman" w:cs="Times New Roman"/>
+          <w:b/>
+          <w:i w:val="0"/>
+          <w:sz w:val="28"/>
+          <w:lang w:val="vi-VN"/>
+        </w:rPr>
+        <w:t>III. CÁC GIAI ĐOẠN THỰC HIỆN</w:t>
+      </w:r>
+    </w:p>
+    <w:p>
+      <w:pPr>
+        <w:pStyle w:val="Heading2"/>
+        <w:ind w:firstLine="0"/>
+        <w:jc w:val="left"/>
+        <w:rPr>
+          <w:rFonts w:ascii="Times New Roman" w:hAnsi="Times New Roman" w:cs="Times New Roman"/>
+          <w:sz w:val="26"/>
+          <w:szCs w:val="26"/>
+        </w:rPr>
+      </w:pPr>
+      <w:r>
+        <w:rPr>
+          <w:rFonts w:ascii="Times New Roman" w:hAnsi="Times New Roman" w:eastAsia="Times New Roman" w:cs="Times New Roman"/>
+          <w:b/>
+          <w:i w:val="0"/>
+          <w:sz w:val="26"/>
+          <w:lang w:val="vi-VN"/>
+        </w:rPr>
+        <w:t>1. Giai đoạn khởi tạo nội dung và tư duy (ChatGPT)</w:t>
+      </w:r>
+    </w:p>
+    <w:p>
+      <w:pPr>
+        <w:spacing w:line="312" w:lineRule="auto" w:before="0" w:after="120"/>
+        <w:ind w:left="0" w:right="0" w:firstLine="567"/>
+        <w:jc w:val="both"/>
+      </w:pPr>
+      <w:r>
+        <w:rPr>
+          <w:rFonts w:ascii="Times New Roman" w:hAnsi="Times New Roman" w:eastAsia="Times New Roman" w:cs="Times New Roman"/>
+          <w:sz w:val="26"/>
+          <w:lang w:val="vi-VN"/>
+        </w:rPr>
+        <w:t>Ở bước thử nghiệm ban đầu, ChatGPT được sử dụng như một trợ lý soạn thảo để kiểm tra khả năng xây dựng cấu trúc bài viết. Kết quả thử nghiệm sau đó được vận dụng để lập dàn ý và viết nội dung cho chủ đề Cyber Security.</w:t>
+      </w:r>
+    </w:p>
+    <w:p>
+      <w:pPr>
+        <w:spacing w:before="80" w:after="120" w:line="240" w:lineRule="auto"/>
+        <w:ind w:left="0" w:right="0" w:firstLine="0"/>
+        <w:jc w:val="center"/>
+        <w:rPr>
+          <w:rFonts w:ascii="Times New Roman" w:hAnsi="Times New Roman" w:cs="Times New Roman"/>
+          <w:sz w:val="26"/>
+          <w:szCs w:val="26"/>
+        </w:rPr>
+      </w:pPr>
+      <w:r>
+        <w:rPr>
+          <w:rFonts w:ascii="Times New Roman" w:hAnsi="Times New Roman" w:cs="Times New Roman" w:eastAsia="Times New Roman"/>
+          <w:noProof/>
           <w:sz w:val="22"/>
-        </w:rPr>
-        <w:t>Canva AI: Thiết kế bố cục, tích hợp nội dung và hình ảnh để hoàn thiện bài thuyết trình.</w:t>
-      </w:r>
-    </w:p>
-    <w:p>
-      <w:pPr>
-        <w:rPr>
-          <w:color w:val="000000" w:themeColor="text1"/>
-          <w:sz w:val="26"/>
-          <w:szCs w:val="26"/>
-        </w:rPr>
-      </w:pPr>
-      <w:r>
-        <w:rPr>
-          <w:rFonts w:ascii="Arial" w:hAnsi="Arial" w:cs="Arial" w:eastAsia="Arial"/>
-          <w:color w:val="17212B"/>
-          <w:sz w:val="22"/>
-        </w:rPr>
-        <w:t>Quy trình thực hiện gồm ba giai đoạn chính: (1) khởi tạo nội dung bằng ChatGPT, (2) trực quan hóa ý tưởng bằng Creative Agent và (3) thiết kế, hoàn thiện sản phẩm trên Canva AI. Trong suốt quá trình này, AI đóng vai trò hỗ trợ tạo nội dung và hình ảnh, còn người thực hiện chịu trách nhiệm lựa chọn, chỉnh sửa, kiểm chứng thông tin và hoàn thiện sản phẩm nhằm đảm bảo tính chính xác, thẩm mỹ và phù hợp với mục tiêu của dự án.</w:t>
-      </w:r>
-    </w:p>
-    <w:p>
-      <w:pPr>
-        <w:pStyle w:val="Heading2"/>
-        <w:keepNext/>
-        <w:widowControl/>
-        <w:spacing w:line="276" w:lineRule="auto"/>
-        <w:rPr>
-          <w:rFonts w:ascii="Times New Roman" w:hAnsi="Times New Roman" w:cs="Times New Roman"/>
-          <w:sz w:val="26"/>
-          <w:szCs w:val="26"/>
-        </w:rPr>
-      </w:pPr>
-      <w:r>
-        <w:rPr>
-          <w:rFonts w:ascii="Arial" w:hAnsi="Arial" w:cs="Arial" w:eastAsia="Arial"/>
-          <w:b/>
-          <w:color w:val="176B61"/>
-          <w:sz w:val="24"/>
-        </w:rPr>
-        <w:t>1. Khởi tạo nội dung và tư duy (ChatGPT)</w:t>
-      </w:r>
-    </w:p>
-    <w:p>
-      <w:pPr>
-        <w:rPr>
-          <w:rFonts w:ascii="Times New Roman" w:hAnsi="Times New Roman" w:cs="Times New Roman"/>
-          <w:sz w:val="26"/>
-          <w:szCs w:val="26"/>
-        </w:rPr>
-      </w:pPr>
-      <w:r>
-        <w:rPr>
-          <w:rFonts w:ascii="Arial" w:hAnsi="Arial" w:cs="Arial" w:eastAsia="Arial"/>
-          <w:color w:val="17212B"/>
-          <w:sz w:val="22"/>
-          <w:szCs w:val="26"/>
-        </w:rPr>
-        <w:t>Tại bước này, AI đóng vai trò là trợ lý soạn thảo văn bản.</w:t>
-      </w:r>
-      <w:r>
-        <w:rPr>
-          <w:rFonts w:ascii="Arial" w:hAnsi="Arial" w:cs="Arial" w:eastAsia="Arial"/>
-          <w:noProof/>
-          <w:color w:val="17212B"/>
-          <w:sz w:val="22"/>
-          <w:szCs w:val="26"/>
-        </w:rPr>
-      </w:r>
-      <w:r>
-        <w:rPr>
-          <w:rFonts w:ascii="Arial" w:hAnsi="Arial" w:cs="Arial" w:eastAsia="Arial"/>
-          <w:noProof/>
-          <w:color w:val="17212B"/>
-          <w:sz w:val="22"/>
-          <w:szCs w:val="26"/>
+          <w:szCs w:val="26"/>
+          <w:lang w:val="vi-VN"/>
         </w:rPr>
         <w:drawing>
           <wp:inline distT="0" distB="0" distL="0" distR="0" wp14:anchorId="7D098E8F" wp14:editId="249844B6">
-            <wp:extent cx="5943600" cy="3750945"/>
+            <wp:extent cx="5580000" cy="3521480"/>
             <wp:effectExtent l="0" t="0" r="0" b="1905"/>
             <wp:docPr id="1790119701" name="Picture 1"/>
             <wp:cNvGraphicFramePr>
@@ -331,7 +359,7 @@
                   <pic:spPr>
                     <a:xfrm>
                       <a:off x="0" y="0"/>
-                      <a:ext cx="5943600" cy="3750945"/>
+                      <a:ext cx="5580000" cy="3521480"/>
                     </a:xfrm>
                     <a:prstGeom prst="rect">
                       <a:avLst/>
@@ -346,10 +374,43 @@
     </w:p>
     <w:p>
       <w:pPr>
+        <w:pStyle w:val="Caption"/>
+        <w:ind w:firstLine="0"/>
+        <w:jc w:val="center"/>
+      </w:pPr>
+      <w:r>
+        <w:rPr>
+          <w:rFonts w:ascii="Times New Roman" w:hAnsi="Times New Roman" w:eastAsia="Times New Roman" w:cs="Times New Roman"/>
+          <w:b w:val="0"/>
+          <w:i/>
+          <w:sz w:val="22"/>
+          <w:lang w:val="vi-VN"/>
+        </w:rPr>
+        <w:t>Hình 1. Thử nghiệm khả năng tạo và chỉnh sửa nội dung bằng ChatGPT.</w:t>
+      </w:r>
+    </w:p>
+    <w:p>
+      <w:pPr>
+        <w:rPr>
+          <w:rFonts w:ascii="Times New Roman" w:hAnsi="Times New Roman" w:cs="Times New Roman"/>
+          <w:sz w:val="26"/>
+          <w:szCs w:val="26"/>
+        </w:rPr>
+      </w:pPr>
+      <w:r>
+        <w:rPr>
+          <w:rFonts w:ascii="Times New Roman" w:hAnsi="Times New Roman" w:eastAsia="Times New Roman" w:cs="Times New Roman"/>
+          <w:sz w:val="26"/>
+          <w:lang w:val="vi-VN"/>
+        </w:rPr>
+        <w:t>Quá trình thực hiện: Người dùng thử nghiệm với chủ đề “Quan điểm sử dụng mạng xã hội của giới trẻ”. ChatGPT tạo bài viết gồm ba phần: đặt vấn đề, phân tích mặt tích cực và tiêu cực, và kết luận. Từ kết quả này, người dùng điều chỉnh prompt để xây dựng dàn ý phù hợp cho bài thuyết trình Cyber Security.</w:t>
+      </w:r>
+    </w:p>
+    <w:p>
+      <w:pPr>
         <w:pStyle w:val="Heading3"/>
-        <w:keepNext/>
-        <w:widowControl/>
-        <w:spacing w:line="276" w:lineRule="auto"/>
+        <w:ind w:firstLine="0"/>
+        <w:jc w:val="left"/>
         <w:rPr>
           <w:rFonts w:ascii="Times New Roman" w:hAnsi="Times New Roman" w:cs="Times New Roman"/>
           <w:sz w:val="26"/>
@@ -358,31 +419,204 @@
       </w:pPr>
       <w:r>
         <w:rPr>
-          <w:rFonts w:ascii="Arial" w:hAnsi="Arial" w:cs="Arial" w:eastAsia="Arial"/>
+          <w:rFonts w:ascii="Times New Roman" w:hAnsi="Times New Roman" w:eastAsia="Times New Roman" w:cs="Times New Roman"/>
           <w:b/>
-          <w:color w:val="3A506B"/>
+          <w:i/>
+          <w:sz w:val="26"/>
+          <w:lang w:val="vi-VN"/>
+        </w:rPr>
+        <w:t>Cách chỉnh sửa và tinh chỉnh:</w:t>
+      </w:r>
+    </w:p>
+    <w:p>
+      <w:pPr>
+        <w:spacing w:line="276" w:lineRule="auto" w:after="60"/>
+        <w:ind w:left="425" w:hanging="283" w:right="0"/>
+        <w:jc w:val="both"/>
+        <w:rPr>
+          <w:rFonts w:ascii="Times New Roman" w:hAnsi="Times New Roman" w:cs="Times New Roman"/>
+          <w:sz w:val="26"/>
+          <w:szCs w:val="26"/>
+        </w:rPr>
+      </w:pPr>
+      <w:r>
+        <w:rPr>
+          <w:rFonts w:ascii="Times New Roman" w:hAnsi="Times New Roman" w:eastAsia="Times New Roman" w:cs="Times New Roman"/>
+          <w:sz w:val="26"/>
+          <w:lang w:val="vi-VN"/>
+        </w:rPr>
+        <w:t>• Sử dụng tính năng "Edit" trên giao diện để điều chỉnh độ dài đoạn văn.</w:t>
+      </w:r>
+    </w:p>
+    <w:p>
+      <w:pPr>
+        <w:spacing w:line="276" w:lineRule="auto" w:after="60"/>
+        <w:ind w:left="425" w:hanging="283" w:right="0"/>
+        <w:jc w:val="both"/>
+        <w:rPr>
+          <w:rFonts w:ascii="Times New Roman" w:hAnsi="Times New Roman" w:cs="Times New Roman"/>
+          <w:sz w:val="26"/>
+          <w:szCs w:val="26"/>
+        </w:rPr>
+      </w:pPr>
+      <w:r>
+        <w:rPr>
+          <w:rFonts w:ascii="Times New Roman" w:hAnsi="Times New Roman" w:eastAsia="Times New Roman" w:cs="Times New Roman"/>
+          <w:sz w:val="26"/>
+          <w:lang w:val="vi-VN"/>
+        </w:rPr>
+        <w:t>• Kiểm tra tính logic của lập luận "con dao hai lưỡi" để đảm bảo văn phong phù hợp với đối tượng độc giả mục tiêu.</w:t>
+      </w:r>
+    </w:p>
+    <w:p>
+      <w:pPr>
+        <w:rPr>
+          <w:rFonts w:ascii="Times New Roman" w:hAnsi="Times New Roman" w:cs="Times New Roman"/>
+          <w:sz w:val="26"/>
+          <w:szCs w:val="26"/>
+        </w:rPr>
+      </w:pPr>
+      <w:r>
+        <w:rPr>
+          <w:rFonts w:ascii="Times New Roman" w:hAnsi="Times New Roman" w:eastAsia="Times New Roman" w:cs="Times New Roman"/>
+          <w:sz w:val="26"/>
+          <w:lang w:val="vi-VN"/>
+        </w:rPr>
+        <w:t>Đầu ra: Bản thảo có cấu trúc rõ ràng, được kiểm tra logic và tiếp tục chỉnh sửa trước khi tích hợp vào sản phẩm trình chiếu.</w:t>
+      </w:r>
+    </w:p>
+    <w:p>
+      <w:pPr>
+        <w:pStyle w:val="Heading2"/>
+        <w:ind w:firstLine="0"/>
+        <w:jc w:val="left"/>
+        <w:rPr>
+          <w:rFonts w:ascii="Times New Roman" w:hAnsi="Times New Roman" w:cs="Times New Roman"/>
+          <w:sz w:val="26"/>
+          <w:szCs w:val="26"/>
+        </w:rPr>
+      </w:pPr>
+      <w:r>
+        <w:rPr>
+          <w:rFonts w:ascii="Times New Roman" w:hAnsi="Times New Roman" w:eastAsia="Times New Roman" w:cs="Times New Roman"/>
+          <w:b/>
+          <w:i w:val="0"/>
+          <w:sz w:val="26"/>
+          <w:lang w:val="vi-VN"/>
+        </w:rPr>
+        <w:t>2. Giai đoạn trực quan hóa ý tưởng (Creative Agent)</w:t>
+      </w:r>
+    </w:p>
+    <w:p>
+      <w:pPr>
+        <w:spacing w:line="312" w:lineRule="auto" w:before="0" w:after="120"/>
+        <w:ind w:left="0" w:right="0" w:firstLine="567"/>
+        <w:jc w:val="both"/>
+      </w:pPr>
+      <w:r>
+        <w:rPr>
+          <w:rFonts w:ascii="Times New Roman" w:hAnsi="Times New Roman" w:eastAsia="Times New Roman" w:cs="Times New Roman"/>
+          <w:sz w:val="26"/>
+          <w:lang w:val="vi-VN"/>
+        </w:rPr>
+        <w:t>Creative Agent được thử nghiệm bằng một prompt tạo hình ảnh cầu thủ cầm cúp nhằm đánh giá khả năng tạo nhiều phương án, kiểm soát góc máy và lựa chọn phong cách. Quy trình thử nghiệm này cung cấp kinh nghiệm để tạo hoặc chọn hình minh họa phù hợp cho chủ đề an ninh mạng.</w:t>
+      </w:r>
+    </w:p>
+    <w:p>
+      <w:pPr>
+        <w:spacing w:before="80" w:after="120" w:line="240" w:lineRule="auto"/>
+        <w:ind w:left="0" w:right="0" w:firstLine="0"/>
+        <w:jc w:val="center"/>
+        <w:rPr>
+          <w:rFonts w:ascii="Times New Roman" w:hAnsi="Times New Roman" w:cs="Times New Roman"/>
+          <w:sz w:val="26"/>
+          <w:szCs w:val="26"/>
+        </w:rPr>
+      </w:pPr>
+      <w:r>
+        <w:rPr>
+          <w:rFonts w:ascii="Times New Roman" w:hAnsi="Times New Roman" w:cs="Times New Roman" w:eastAsia="Times New Roman"/>
+          <w:noProof/>
           <w:sz w:val="22"/>
-        </w:rPr>
-        <w:t>Quá trình thực hiện</w:t>
-      </w:r>
-    </w:p>
-    <w:p>
-      <w:pPr/>
-      <w:r>
-        <w:rPr>
-          <w:rFonts w:ascii="Arial" w:hAnsi="Arial" w:cs="Arial" w:eastAsia="Arial"/>
-          <w:color w:val="17212B"/>
+          <w:szCs w:val="26"/>
+          <w:lang w:val="vi-VN"/>
+        </w:rPr>
+        <w:drawing>
+          <wp:inline distT="0" distB="0" distL="0" distR="0" wp14:anchorId="3E8A781B" wp14:editId="5277948C">
+            <wp:extent cx="5580000" cy="2117538"/>
+            <wp:effectExtent l="0" t="0" r="0" b="0"/>
+            <wp:docPr id="1302435372" name="Picture 1"/>
+            <wp:cNvGraphicFramePr>
+              <a:graphicFrameLocks xmlns:a="http://schemas.openxmlformats.org/drawingml/2006/main" noChangeAspect="1"/>
+            </wp:cNvGraphicFramePr>
+            <a:graphic xmlns:a="http://schemas.openxmlformats.org/drawingml/2006/main">
+              <a:graphicData uri="http://schemas.openxmlformats.org/drawingml/2006/picture">
+                <pic:pic xmlns:pic="http://schemas.openxmlformats.org/drawingml/2006/picture">
+                  <pic:nvPicPr>
+                    <pic:cNvPr id="1302435372" name=""/>
+                    <pic:cNvPicPr/>
+                  </pic:nvPicPr>
+                  <pic:blipFill>
+                    <a:blip r:embed="rId6"/>
+                    <a:stretch>
+                      <a:fillRect/>
+                    </a:stretch>
+                  </pic:blipFill>
+                  <pic:spPr>
+                    <a:xfrm>
+                      <a:off x="0" y="0"/>
+                      <a:ext cx="5580000" cy="2117538"/>
+                    </a:xfrm>
+                    <a:prstGeom prst="rect">
+                      <a:avLst/>
+                    </a:prstGeom>
+                  </pic:spPr>
+                </pic:pic>
+              </a:graphicData>
+            </a:graphic>
+          </wp:inline>
+        </w:drawing>
+      </w:r>
+    </w:p>
+    <w:p>
+      <w:pPr>
+        <w:pStyle w:val="Caption"/>
+        <w:ind w:firstLine="0"/>
+        <w:jc w:val="center"/>
+      </w:pPr>
+      <w:r>
+        <w:rPr>
+          <w:rFonts w:ascii="Times New Roman" w:hAnsi="Times New Roman" w:eastAsia="Times New Roman" w:cs="Times New Roman"/>
+          <w:b w:val="0"/>
+          <w:i/>
           <w:sz w:val="22"/>
-        </w:rPr>
-        <w:t>Người dùng đưa ra chủ đề về "Quan điểm sử dụng mạng xã hội của giới trẻ". ChatGPT phản hồi bằng một bài viết có cấu trúc 3 phần: Đặt vấn đề, Phân tích hai mặt (tích cực/tiêu cực) và Kết luận.</w:t>
+          <w:lang w:val="vi-VN"/>
+        </w:rPr>
+        <w:t>Hình 2. Thử nghiệm tạo nhiều phương án hình ảnh bằng Creative Agent.</w:t>
+      </w:r>
+    </w:p>
+    <w:p>
+      <w:pPr>
+        <w:rPr>
+          <w:rFonts w:ascii="Times New Roman" w:hAnsi="Times New Roman" w:cs="Times New Roman"/>
+          <w:sz w:val="26"/>
+          <w:szCs w:val="26"/>
+        </w:rPr>
+      </w:pPr>
+      <w:r>
+        <w:rPr>
+          <w:rFonts w:ascii="Times New Roman" w:hAnsi="Times New Roman" w:eastAsia="Times New Roman" w:cs="Times New Roman"/>
+          <w:sz w:val="26"/>
+          <w:lang w:val="vi-VN"/>
+        </w:rPr>
+        <w:t>Quá trình thực hiện: Người dùng nhập prompt mô tả cầu thủ bóng đá cầm cúp. AI lập kế hoạch và tạo nhiều phương án hình ảnh khác nhau.</w:t>
       </w:r>
     </w:p>
     <w:p>
       <w:pPr>
         <w:pStyle w:val="Heading3"/>
-        <w:keepNext/>
-        <w:widowControl/>
-        <w:spacing w:line="276" w:lineRule="auto"/>
+        <w:ind w:firstLine="0"/>
+        <w:jc w:val="left"/>
         <w:rPr>
           <w:rFonts w:ascii="Times New Roman" w:hAnsi="Times New Roman" w:cs="Times New Roman"/>
           <w:sz w:val="26"/>
@@ -391,320 +625,134 @@
       </w:pPr>
       <w:r>
         <w:rPr>
-          <w:rFonts w:ascii="Arial" w:hAnsi="Arial" w:cs="Arial" w:eastAsia="Arial"/>
+          <w:rFonts w:ascii="Times New Roman" w:hAnsi="Times New Roman" w:eastAsia="Times New Roman" w:cs="Times New Roman"/>
           <w:b/>
-          <w:color w:val="3A506B"/>
+          <w:i/>
+          <w:sz w:val="26"/>
+          <w:lang w:val="vi-VN"/>
+        </w:rPr>
+        <w:t>Cách chỉnh sửa và lựa chọn:</w:t>
+      </w:r>
+    </w:p>
+    <w:p>
+      <w:pPr>
+        <w:spacing w:line="276" w:lineRule="auto" w:after="60"/>
+        <w:ind w:left="425" w:hanging="283" w:right="0"/>
+        <w:jc w:val="both"/>
+        <w:rPr>
+          <w:rFonts w:ascii="Times New Roman" w:hAnsi="Times New Roman" w:cs="Times New Roman"/>
+          <w:sz w:val="26"/>
+          <w:szCs w:val="26"/>
+        </w:rPr>
+      </w:pPr>
+      <w:r>
+        <w:rPr>
+          <w:rFonts w:ascii="Times New Roman" w:hAnsi="Times New Roman" w:eastAsia="Times New Roman" w:cs="Times New Roman"/>
+          <w:sz w:val="26"/>
+          <w:lang w:val="vi-VN"/>
+        </w:rPr>
+        <w:t>• AI đưa ra 4 phương án khác nhau về góc máy (cận cảnh, toàn cảnh) và giới tính cầu thủ.</w:t>
+      </w:r>
+    </w:p>
+    <w:p>
+      <w:pPr>
+        <w:spacing w:line="276" w:lineRule="auto" w:after="60"/>
+        <w:ind w:left="425" w:hanging="283" w:right="0"/>
+        <w:jc w:val="both"/>
+        <w:rPr>
+          <w:rFonts w:ascii="Times New Roman" w:hAnsi="Times New Roman" w:cs="Times New Roman"/>
+          <w:sz w:val="26"/>
+          <w:szCs w:val="26"/>
+        </w:rPr>
+      </w:pPr>
+      <w:r>
+        <w:rPr>
+          <w:rFonts w:ascii="Times New Roman" w:hAnsi="Times New Roman" w:eastAsia="Times New Roman" w:cs="Times New Roman"/>
+          <w:sz w:val="26"/>
+          <w:lang w:val="vi-VN"/>
+        </w:rPr>
+        <w:t>• Người dùng thực hiện bước "chọn lọc giá trị": Thay vì lấy tất cả, người dùng đánh giá hình ảnh nào có ánh sáng và cảm xúc phù hợp nhất với thông điệp muốn truyền tải.</w:t>
+      </w:r>
+    </w:p>
+    <w:p>
+      <w:pPr>
+        <w:spacing w:line="276" w:lineRule="auto" w:after="60"/>
+        <w:ind w:left="425" w:hanging="283" w:right="0"/>
+        <w:jc w:val="both"/>
+        <w:rPr>
+          <w:rFonts w:ascii="Times New Roman" w:hAnsi="Times New Roman" w:cs="Times New Roman"/>
+          <w:sz w:val="26"/>
+          <w:szCs w:val="26"/>
+        </w:rPr>
+      </w:pPr>
+      <w:r>
+        <w:rPr>
+          <w:rFonts w:ascii="Times New Roman" w:hAnsi="Times New Roman" w:eastAsia="Times New Roman" w:cs="Times New Roman"/>
+          <w:sz w:val="26"/>
+          <w:lang w:val="vi-VN"/>
+        </w:rPr>
+        <w:t>• Yêu cầu AI chỉnh sửa các chi tiết nhỏ nếu cần (ví dụ: đổi phong cách sân vận động).</w:t>
+      </w:r>
+    </w:p>
+    <w:p>
+      <w:pPr>
+        <w:pStyle w:val="Heading2"/>
+        <w:ind w:firstLine="0"/>
+        <w:jc w:val="left"/>
+        <w:rPr>
+          <w:rFonts w:ascii="Times New Roman" w:hAnsi="Times New Roman" w:cs="Times New Roman"/>
+          <w:sz w:val="26"/>
+          <w:szCs w:val="26"/>
+        </w:rPr>
+      </w:pPr>
+      <w:r>
+        <w:rPr>
+          <w:rFonts w:ascii="Times New Roman" w:hAnsi="Times New Roman" w:eastAsia="Times New Roman" w:cs="Times New Roman"/>
+          <w:b/>
+          <w:i w:val="0"/>
+          <w:sz w:val="26"/>
+          <w:lang w:val="vi-VN"/>
+        </w:rPr>
+        <w:t>3. Giai đoạn tích hợp và hoàn thiện sản phẩm (Canva AI)</w:t>
+      </w:r>
+    </w:p>
+    <w:p>
+      <w:pPr>
+        <w:spacing w:line="312" w:lineRule="auto" w:before="0" w:after="120"/>
+        <w:ind w:left="0" w:right="0" w:firstLine="567"/>
+        <w:jc w:val="both"/>
+      </w:pPr>
+      <w:r>
+        <w:rPr>
+          <w:rFonts w:ascii="Times New Roman" w:hAnsi="Times New Roman" w:eastAsia="Times New Roman" w:cs="Times New Roman"/>
+          <w:sz w:val="26"/>
+          <w:lang w:val="vi-VN"/>
+        </w:rPr>
+        <w:t>Ở giai đoạn cuối, các đầu ra đã được chọn lọc được tích hợp vào Canva AI để hoàn thiện bộ slide Cyber Security với bố cục và phong cách thống nhất.</w:t>
+      </w:r>
+    </w:p>
+    <w:p>
+      <w:pPr>
+        <w:spacing w:before="80" w:after="120" w:line="240" w:lineRule="auto"/>
+        <w:ind w:left="0" w:right="0" w:firstLine="0"/>
+        <w:jc w:val="center"/>
+        <w:rPr>
+          <w:rFonts w:ascii="Times New Roman" w:hAnsi="Times New Roman" w:cs="Times New Roman"/>
+          <w:sz w:val="26"/>
+          <w:szCs w:val="26"/>
+        </w:rPr>
+      </w:pPr>
+      <w:r>
+        <w:rPr>
+          <w:rFonts w:ascii="Times New Roman" w:hAnsi="Times New Roman" w:cs="Times New Roman" w:eastAsia="Times New Roman"/>
+          <w:noProof/>
           <w:sz w:val="22"/>
-        </w:rPr>
-        <w:t>Cách chỉnh sửa &amp; Tinh chỉnh</w:t>
-      </w:r>
-    </w:p>
-    <w:p>
-      <w:pPr>
-        <w:pStyle w:val="ListParagraph"/>
-        <w:keepNext w:val="0"/>
-        <w:widowControl/>
-        <w:spacing w:line="276" w:lineRule="auto"/>
-        <w:rPr>
-          <w:rFonts w:ascii="Times New Roman" w:hAnsi="Times New Roman" w:cs="Times New Roman"/>
-          <w:sz w:val="26"/>
-          <w:szCs w:val="26"/>
-        </w:rPr>
-        <w:numPr>
-          <w:ilvl w:val="0"/>
-          <w:numId w:val="17"/>
-        </w:numPr>
-      </w:pPr>
-      <w:r>
-        <w:rPr>
-          <w:rFonts w:ascii="Arial" w:hAnsi="Arial" w:cs="Arial" w:eastAsia="Arial"/>
-          <w:color w:val="17212B"/>
-          <w:sz w:val="22"/>
-        </w:rPr>
-        <w:t>Sử dụng tính năng "Edit" trên giao diện để điều chỉnh độ dài đoạn văn.</w:t>
-      </w:r>
-    </w:p>
-    <w:p>
-      <w:pPr>
-        <w:pStyle w:val="ListParagraph"/>
-        <w:keepNext w:val="0"/>
-        <w:widowControl/>
-        <w:spacing w:line="276" w:lineRule="auto"/>
-        <w:rPr>
-          <w:rFonts w:ascii="Times New Roman" w:hAnsi="Times New Roman" w:cs="Times New Roman"/>
-          <w:sz w:val="26"/>
-          <w:szCs w:val="26"/>
-        </w:rPr>
-        <w:numPr>
-          <w:ilvl w:val="0"/>
-          <w:numId w:val="17"/>
-        </w:numPr>
-      </w:pPr>
-      <w:r>
-        <w:rPr>
-          <w:rFonts w:ascii="Arial" w:hAnsi="Arial" w:cs="Arial" w:eastAsia="Arial"/>
-          <w:color w:val="17212B"/>
-          <w:sz w:val="22"/>
-        </w:rPr>
-        <w:t>Kiểm tra tính logic của lập luận "con dao hai lưỡi" để đảm bảo văn phong phù hợp với đối tượng độc giả mục tiêu.</w:t>
-      </w:r>
-    </w:p>
-    <w:p>
-      <w:pPr>
-        <w:pStyle w:val="Heading3"/>
-        <w:keepNext/>
-        <w:widowControl/>
-        <w:spacing w:line="276" w:lineRule="auto"/>
-        <w:rPr>
-          <w:rFonts w:ascii="Times New Roman" w:hAnsi="Times New Roman" w:cs="Times New Roman"/>
-          <w:sz w:val="26"/>
-          <w:szCs w:val="26"/>
-        </w:rPr>
-      </w:pPr>
-      <w:r>
-        <w:rPr>
-          <w:rFonts w:ascii="Arial" w:hAnsi="Arial" w:cs="Arial" w:eastAsia="Arial"/>
-          <w:b/>
-          <w:color w:val="3A506B"/>
-          <w:sz w:val="22"/>
-        </w:rPr>
-        <w:t>Đầu ra</w:t>
-      </w:r>
-    </w:p>
-    <w:p>
-      <w:pPr/>
-      <w:r>
-        <w:rPr>
-          <w:rFonts w:ascii="Arial" w:hAnsi="Arial" w:cs="Arial" w:eastAsia="Arial"/>
-          <w:color w:val="17212B"/>
-          <w:sz w:val="22"/>
-        </w:rPr>
-        <w:t>Một bản thảo văn bản thô nhưng đầy đủ ý chính, sẵn sàng để chuyển đổi sang các định dạng truyền thông khác.</w:t>
-      </w:r>
-    </w:p>
-    <w:p>
-      <w:pPr>
-        <w:pStyle w:val="Heading2"/>
-        <w:keepNext/>
-        <w:widowControl/>
-        <w:spacing w:line="276" w:lineRule="auto"/>
-        <w:rPr>
-          <w:rFonts w:ascii="Times New Roman" w:hAnsi="Times New Roman" w:cs="Times New Roman"/>
-          <w:sz w:val="26"/>
-          <w:szCs w:val="26"/>
-        </w:rPr>
-      </w:pPr>
-      <w:r>
-        <w:rPr>
-          <w:rFonts w:ascii="Arial" w:hAnsi="Arial" w:cs="Arial" w:eastAsia="Arial"/>
-          <w:b/>
-          <w:color w:val="176B61"/>
-          <w:sz w:val="24"/>
-        </w:rPr>
-        <w:t>2. Trực quan hóa ý tưởng (Creative Agent)</w:t>
-      </w:r>
-    </w:p>
-    <w:p>
-      <w:pPr>
-        <w:rPr>
-          <w:rFonts w:ascii="Times New Roman" w:hAnsi="Times New Roman" w:cs="Times New Roman"/>
-          <w:sz w:val="26"/>
-          <w:szCs w:val="26"/>
-        </w:rPr>
-      </w:pPr>
-      <w:r>
-        <w:t>Dựa trên nhu cầu minh họa (ví dụ: hình ảnh cho một bài đăng thể thao hoặc dự án liên quan), công cụ tạo ảnh được kích hoạt để tạo ra các hình ảnh minh họa (.jpg).</w:t>
-      </w:r>
-    </w:p>
-    <w:p>
-      <w:pPr>
-        <w:pStyle w:val="Heading3"/>
-        <w:keepNext/>
-        <w:widowControl/>
-        <w:spacing w:line="276" w:lineRule="auto"/>
-        <w:rPr>
-          <w:rFonts w:ascii="Times New Roman" w:hAnsi="Times New Roman" w:cs="Times New Roman"/>
-          <w:sz w:val="26"/>
-          <w:szCs w:val="26"/>
-        </w:rPr>
-      </w:pPr>
-      <w:r>
-        <w:rPr>
-          <w:rFonts w:ascii="Arial" w:hAnsi="Arial" w:cs="Arial" w:eastAsia="Arial"/>
-          <w:b/>
-          <w:color w:val="3A506B"/>
-          <w:sz w:val="22"/>
-        </w:rPr>
-        <w:t>Quá trình thực hiện</w:t>
-      </w:r>
-    </w:p>
-    <w:p>
-      <w:pPr/>
-      <w:r>
-        <w:rPr>
-          <w:rFonts w:ascii="Arial" w:hAnsi="Arial" w:cs="Arial" w:eastAsia="Arial"/>
-          <w:color w:val="17212B"/>
-          <w:sz w:val="22"/>
-        </w:rPr>
-        <w:t>Người dùng nhập yêu cầu (prompt) mô tả cầu thủ bóng đá cầm cúp. AI tự động lập kế hoạch (Task Planning) và thực hiện quy trình text2image_v3.</w:t>
-      </w:r>
-    </w:p>
-    <w:p>
-      <w:pPr>
-        <w:pStyle w:val="Heading3"/>
-        <w:keepNext/>
-        <w:widowControl/>
-        <w:spacing w:line="276" w:lineRule="auto"/>
-        <w:rPr>
-          <w:rFonts w:ascii="Times New Roman" w:hAnsi="Times New Roman" w:cs="Times New Roman"/>
-          <w:sz w:val="26"/>
-          <w:szCs w:val="26"/>
-        </w:rPr>
-      </w:pPr>
-      <w:r>
-        <w:rPr>
-          <w:rFonts w:ascii="Arial" w:hAnsi="Arial" w:cs="Arial" w:eastAsia="Arial"/>
-          <w:b/>
-          <w:color w:val="3A506B"/>
-          <w:sz w:val="22"/>
-        </w:rPr>
-        <w:t>Cách chỉnh sửa &amp; Lựa chọn</w:t>
-      </w:r>
-    </w:p>
-    <w:p>
-      <w:pPr>
-        <w:pStyle w:val="ListParagraph"/>
-        <w:keepNext w:val="0"/>
-        <w:widowControl/>
-        <w:spacing w:line="276" w:lineRule="auto"/>
-        <w:rPr>
-          <w:rFonts w:ascii="Times New Roman" w:hAnsi="Times New Roman" w:cs="Times New Roman"/>
-          <w:sz w:val="26"/>
-          <w:szCs w:val="26"/>
-        </w:rPr>
-        <w:numPr>
-          <w:ilvl w:val="0"/>
-          <w:numId w:val="17"/>
-        </w:numPr>
-      </w:pPr>
-      <w:r>
-        <w:rPr>
-          <w:rFonts w:ascii="Arial" w:hAnsi="Arial" w:cs="Arial" w:eastAsia="Arial"/>
-          <w:color w:val="17212B"/>
-          <w:sz w:val="22"/>
-        </w:rPr>
-        <w:t>AI đưa ra 4 phương án khác nhau về góc máy (cận cảnh, toàn cảnh) và giới tính cầu thủ.</w:t>
-      </w:r>
-    </w:p>
-    <w:p>
-      <w:pPr>
-        <w:pStyle w:val="ListParagraph"/>
-        <w:keepNext w:val="0"/>
-        <w:widowControl/>
-        <w:spacing w:line="276" w:lineRule="auto"/>
-        <w:rPr>
-          <w:rFonts w:ascii="Times New Roman" w:hAnsi="Times New Roman" w:cs="Times New Roman"/>
-          <w:sz w:val="26"/>
-          <w:szCs w:val="26"/>
-        </w:rPr>
-        <w:numPr>
-          <w:ilvl w:val="0"/>
-          <w:numId w:val="17"/>
-        </w:numPr>
-      </w:pPr>
-      <w:r>
-        <w:rPr>
-          <w:rFonts w:ascii="Arial" w:hAnsi="Arial" w:cs="Arial" w:eastAsia="Arial"/>
-          <w:color w:val="17212B"/>
-          <w:sz w:val="22"/>
-        </w:rPr>
-        <w:t>Người dùng thực hiện bước "chọn lọc giá trị": Thay vì lấy tất cả, người dùng đánh giá hình ảnh nào có ánh sáng và cảm xúc phù hợp nhất với thông điệp muốn truyền tải.</w:t>
-      </w:r>
-    </w:p>
-    <w:p>
-      <w:pPr>
-        <w:pStyle w:val="ListParagraph"/>
-        <w:keepNext w:val="0"/>
-        <w:widowControl/>
-        <w:spacing w:line="276" w:lineRule="auto"/>
-        <w:rPr>
-          <w:rFonts w:ascii="Times New Roman" w:hAnsi="Times New Roman" w:cs="Times New Roman"/>
-          <w:sz w:val="26"/>
-          <w:szCs w:val="26"/>
-        </w:rPr>
-        <w:numPr>
-          <w:ilvl w:val="0"/>
-          <w:numId w:val="17"/>
-        </w:numPr>
-      </w:pPr>
-      <w:r>
-        <w:rPr>
-          <w:rFonts w:ascii="Arial" w:hAnsi="Arial" w:cs="Arial" w:eastAsia="Arial"/>
-          <w:color w:val="17212B"/>
-          <w:sz w:val="22"/>
-        </w:rPr>
-        <w:t>Yêu cầu AI chỉnh sửa các chi tiết nhỏ nếu cần (ví dụ: đổi phong cách sân vận động).</w:t>
-      </w:r>
-    </w:p>
-    <w:p>
-      <w:pPr>
-        <w:pStyle w:val="Heading2"/>
-        <w:keepNext/>
-        <w:widowControl/>
-        <w:spacing w:line="276" w:lineRule="auto"/>
-        <w:rPr>
-          <w:rFonts w:ascii="Times New Roman" w:hAnsi="Times New Roman" w:cs="Times New Roman"/>
-          <w:sz w:val="26"/>
-          <w:szCs w:val="26"/>
-        </w:rPr>
-      </w:pPr>
-      <w:r>
-        <w:rPr>
-          <w:rFonts w:ascii="Arial" w:hAnsi="Arial" w:cs="Arial" w:eastAsia="Arial"/>
-          <w:b/>
-          <w:color w:val="176B61"/>
-          <w:sz w:val="24"/>
-        </w:rPr>
-        <w:t>3. Tích hợp và hoàn thiện sản phẩm (Canva AI)</w:t>
-      </w:r>
-    </w:p>
-    <w:p>
-      <w:pPr>
-        <w:rPr>
-          <w:rFonts w:ascii="Times New Roman" w:hAnsi="Times New Roman" w:cs="Times New Roman"/>
-          <w:sz w:val="26"/>
-          <w:szCs w:val="26"/>
-        </w:rPr>
-      </w:pPr>
-      <w:r>
-        <w:rPr>
-          <w:rFonts w:ascii="Arial" w:hAnsi="Arial" w:cs="Arial" w:eastAsia="Arial"/>
-          <w:color w:val="17212B"/>
-          <w:sz w:val="22"/>
-          <w:szCs w:val="26"/>
-        </w:rPr>
-        <w:t>Đây là giai đoạn quan trọng nhất, nơi các đầu ra rời rạc được kết nối thành một sản phẩm có tính ứng dụng cao.</w:t>
-      </w:r>
-      <w:r>
-        <w:rPr>
-          <w:rFonts w:ascii="Arial" w:hAnsi="Arial" w:cs="Arial" w:eastAsia="Arial"/>
-          <w:noProof/>
-          <w:color w:val="17212B"/>
-          <w:sz w:val="22"/>
-          <w:szCs w:val="26"/>
-        </w:rPr>
-      </w:r>
-      <w:r>
-        <w:rPr>
-          <w:rFonts w:ascii="Arial" w:hAnsi="Arial" w:cs="Arial" w:eastAsia="Arial"/>
-          <w:noProof/>
-          <w:color w:val="17212B"/>
-          <w:sz w:val="22"/>
-          <w:szCs w:val="26"/>
+          <w:szCs w:val="26"/>
+          <w:lang w:val="vi-VN"/>
         </w:rPr>
         <w:drawing>
           <wp:inline distT="0" distB="0" distL="0" distR="0" wp14:anchorId="2B823192" wp14:editId="69221CE3">
-            <wp:extent cx="5943600" cy="2956560"/>
+            <wp:extent cx="5580000" cy="2775692"/>
             <wp:effectExtent l="0" t="0" r="0" b="0"/>
             <wp:docPr id="649634507" name="Picture 1"/>
             <wp:cNvGraphicFramePr>
@@ -726,7 +774,7 @@
                   <pic:spPr>
                     <a:xfrm>
                       <a:off x="0" y="0"/>
-                      <a:ext cx="5943600" cy="2956560"/>
+                      <a:ext cx="5580000" cy="2775692"/>
                     </a:xfrm>
                     <a:prstGeom prst="rect">
                       <a:avLst/>
@@ -741,10 +789,43 @@
     </w:p>
     <w:p>
       <w:pPr>
+        <w:pStyle w:val="Caption"/>
+        <w:ind w:firstLine="0"/>
+        <w:jc w:val="center"/>
+      </w:pPr>
+      <w:r>
+        <w:rPr>
+          <w:rFonts w:ascii="Times New Roman" w:hAnsi="Times New Roman" w:eastAsia="Times New Roman" w:cs="Times New Roman"/>
+          <w:b w:val="0"/>
+          <w:i/>
+          <w:sz w:val="22"/>
+          <w:lang w:val="vi-VN"/>
+        </w:rPr>
+        <w:t>Hình 3. Thiết kế và hoàn thiện bộ slide Cyber Security trên Canva AI.</w:t>
+      </w:r>
+    </w:p>
+    <w:p>
+      <w:pPr>
+        <w:rPr>
+          <w:rFonts w:ascii="Times New Roman" w:hAnsi="Times New Roman" w:cs="Times New Roman"/>
+          <w:sz w:val="26"/>
+          <w:szCs w:val="26"/>
+        </w:rPr>
+      </w:pPr>
+      <w:r>
+        <w:rPr>
+          <w:rFonts w:ascii="Times New Roman" w:hAnsi="Times New Roman" w:eastAsia="Times New Roman" w:cs="Times New Roman"/>
+          <w:sz w:val="26"/>
+          <w:lang w:val="vi-VN"/>
+        </w:rPr>
+        <w:t>Quá trình thực hiện: Sử dụng tính năng thiết kế thông minh của Canva AI để tạo bộ slide về Cyber Security.</w:t>
+      </w:r>
+    </w:p>
+    <w:p>
+      <w:pPr>
         <w:pStyle w:val="Heading3"/>
-        <w:keepNext/>
-        <w:widowControl/>
-        <w:spacing w:line="276" w:lineRule="auto"/>
+        <w:ind w:firstLine="0"/>
+        <w:jc w:val="left"/>
         <w:rPr>
           <w:rFonts w:ascii="Times New Roman" w:hAnsi="Times New Roman" w:cs="Times New Roman"/>
           <w:sz w:val="26"/>
@@ -753,40 +834,60 @@
       </w:pPr>
       <w:r>
         <w:rPr>
-          <w:rFonts w:ascii="Arial" w:hAnsi="Arial" w:cs="Arial" w:eastAsia="Arial"/>
+          <w:rFonts w:ascii="Times New Roman" w:hAnsi="Times New Roman" w:eastAsia="Times New Roman" w:cs="Times New Roman"/>
           <w:b/>
-          <w:color w:val="3A506B"/>
-          <w:sz w:val="22"/>
-        </w:rPr>
-        <w:t>Quá trình thực hiện</w:t>
-      </w:r>
-    </w:p>
-    <w:p>
-      <w:pPr>
-        <w:pStyle w:val="ListParagraph"/>
-        <w:keepNext w:val="0"/>
-        <w:widowControl/>
-        <w:spacing w:line="276" w:lineRule="auto"/>
-        <w:numPr>
-          <w:ilvl w:val="0"/>
-          <w:numId w:val="17"/>
-        </w:numPr>
-      </w:pPr>
-      <w:r>
-        <w:rPr>
-          <w:rFonts w:ascii="Arial" w:hAnsi="Arial" w:cs="Arial" w:eastAsia="Arial"/>
-          <w:color w:val="17212B"/>
-          <w:sz w:val="22"/>
-        </w:rPr>
-        <w:t>Sử dụng tính năng thiết kế thông minh của Canva để tạo bộ slide về "Cyber Security".</w:t>
+          <w:i/>
+          <w:sz w:val="26"/>
+          <w:lang w:val="vi-VN"/>
+        </w:rPr>
+        <w:t>Cách tích hợp đầu ra:</w:t>
+      </w:r>
+    </w:p>
+    <w:p>
+      <w:pPr>
+        <w:spacing w:line="276" w:lineRule="auto" w:after="60"/>
+        <w:ind w:left="425" w:hanging="283" w:right="0"/>
+        <w:jc w:val="both"/>
+        <w:rPr>
+          <w:rFonts w:ascii="Times New Roman" w:hAnsi="Times New Roman" w:cs="Times New Roman"/>
+          <w:sz w:val="26"/>
+          <w:szCs w:val="26"/>
+        </w:rPr>
+      </w:pPr>
+      <w:r>
+        <w:rPr>
+          <w:rFonts w:ascii="Times New Roman" w:hAnsi="Times New Roman" w:eastAsia="Times New Roman" w:cs="Times New Roman"/>
+          <w:sz w:val="26"/>
+          <w:lang w:val="vi-VN"/>
+        </w:rPr>
+        <w:t>• Tích hợp văn bản: Nội dung đã được duyệt từ ChatGPT được phân bổ vào các trang slide tương ứng (Trang 1: Tiêu đề, Trang 2: Tổng quan, các trang sau đi sâu vào giải pháp).</w:t>
+      </w:r>
+    </w:p>
+    <w:p>
+      <w:pPr>
+        <w:spacing w:line="276" w:lineRule="auto" w:after="60"/>
+        <w:ind w:left="425" w:hanging="283" w:right="0"/>
+        <w:jc w:val="both"/>
+        <w:rPr>
+          <w:rFonts w:ascii="Times New Roman" w:hAnsi="Times New Roman" w:cs="Times New Roman"/>
+          <w:sz w:val="26"/>
+          <w:szCs w:val="26"/>
+        </w:rPr>
+      </w:pPr>
+      <w:r>
+        <w:rPr>
+          <w:rFonts w:ascii="Times New Roman" w:hAnsi="Times New Roman" w:eastAsia="Times New Roman" w:cs="Times New Roman"/>
+          <w:sz w:val="26"/>
+          <w:lang w:val="vi-VN"/>
+        </w:rPr>
+        <w:t>• Tích hợp hình ảnh: Các hình ảnh được tạo từ AI (như ở bước 2) hoặc các thành phần đồ họa AI của Canva được đưa vào bố cục để tăng tính trực quan.</w:t>
       </w:r>
     </w:p>
     <w:p>
       <w:pPr>
         <w:pStyle w:val="Heading3"/>
-        <w:keepNext/>
-        <w:widowControl/>
-        <w:spacing w:line="276" w:lineRule="auto"/>
+        <w:ind w:firstLine="0"/>
+        <w:jc w:val="left"/>
         <w:rPr>
           <w:rFonts w:ascii="Times New Roman" w:hAnsi="Times New Roman" w:cs="Times New Roman"/>
           <w:sz w:val="26"/>
@@ -795,70 +896,60 @@
       </w:pPr>
       <w:r>
         <w:rPr>
-          <w:rFonts w:ascii="Arial" w:hAnsi="Arial" w:cs="Arial" w:eastAsia="Arial"/>
+          <w:rFonts w:ascii="Times New Roman" w:hAnsi="Times New Roman" w:eastAsia="Times New Roman" w:cs="Times New Roman"/>
           <w:b/>
-          <w:color w:val="3A506B"/>
-          <w:sz w:val="22"/>
-        </w:rPr>
-        <w:t>Cách tích hợp đầu ra</w:t>
-      </w:r>
-    </w:p>
-    <w:p>
-      <w:pPr>
-        <w:pStyle w:val="ListParagraph"/>
-        <w:keepNext w:val="0"/>
-        <w:widowControl/>
-        <w:spacing w:line="276" w:lineRule="auto"/>
+          <w:i/>
+          <w:sz w:val="26"/>
+          <w:lang w:val="vi-VN"/>
+        </w:rPr>
+        <w:t>Tối ưu hóa cuối cùng:</w:t>
+      </w:r>
+    </w:p>
+    <w:p>
+      <w:pPr>
+        <w:spacing w:line="276" w:lineRule="auto" w:after="60"/>
+        <w:ind w:left="425" w:hanging="283" w:right="0"/>
+        <w:jc w:val="both"/>
         <w:rPr>
           <w:rFonts w:ascii="Times New Roman" w:hAnsi="Times New Roman" w:cs="Times New Roman"/>
           <w:sz w:val="26"/>
           <w:szCs w:val="26"/>
         </w:rPr>
-        <w:numPr>
-          <w:ilvl w:val="0"/>
-          <w:numId w:val="17"/>
-        </w:numPr>
-      </w:pPr>
-      <w:r>
-        <w:rPr>
-          <w:rFonts w:ascii="Arial" w:hAnsi="Arial" w:cs="Arial" w:eastAsia="Arial"/>
-          <w:color w:val="17212B"/>
-          <w:sz w:val="22"/>
-        </w:rPr>
-        <w:t>Tích hợp văn bản: Nội dung đã được duyệt từ ChatGPT được phân bổ vào các trang slide tương ứng (Trang 1: Tiêu đề, Trang 2: Tổng quan, các trang sau đi sâu vào giải pháp).</w:t>
-      </w:r>
-    </w:p>
-    <w:p>
-      <w:pPr>
-        <w:pStyle w:val="ListParagraph"/>
-        <w:keepNext w:val="0"/>
-        <w:widowControl/>
-        <w:spacing w:line="276" w:lineRule="auto"/>
+      </w:pPr>
+      <w:r>
+        <w:rPr>
+          <w:rFonts w:ascii="Times New Roman" w:hAnsi="Times New Roman" w:eastAsia="Times New Roman" w:cs="Times New Roman"/>
+          <w:sz w:val="26"/>
+          <w:lang w:val="vi-VN"/>
+        </w:rPr>
+        <w:t>• Sử dụng công cụ "Đổi cỡ" hoặc "Sửa" trên thanh menu của Canva để đảm bảo tính đồng bộ về màu sắc (Brand Identity).</w:t>
+      </w:r>
+    </w:p>
+    <w:p>
+      <w:pPr>
+        <w:spacing w:line="276" w:lineRule="auto" w:after="60"/>
+        <w:ind w:left="425" w:hanging="283" w:right="0"/>
+        <w:jc w:val="both"/>
         <w:rPr>
           <w:rFonts w:ascii="Times New Roman" w:hAnsi="Times New Roman" w:cs="Times New Roman"/>
           <w:sz w:val="26"/>
           <w:szCs w:val="26"/>
         </w:rPr>
-        <w:numPr>
-          <w:ilvl w:val="0"/>
-          <w:numId w:val="17"/>
-        </w:numPr>
-      </w:pPr>
-      <w:r>
-        <w:rPr>
-          <w:rFonts w:ascii="Arial" w:hAnsi="Arial" w:cs="Arial" w:eastAsia="Arial"/>
-          <w:color w:val="17212B"/>
-          <w:sz w:val="22"/>
-        </w:rPr>
-        <w:t>Tích hợp hình ảnh: Các hình ảnh được tạo từ AI (như ở bước 2) hoặc các thành phần đồ họa AI của Canva được đưa vào bố cục để tăng tính trực quan.</w:t>
-      </w:r>
-    </w:p>
-    <w:p>
-      <w:pPr>
-        <w:pStyle w:val="Heading3"/>
-        <w:keepNext/>
-        <w:widowControl/>
-        <w:spacing w:line="276" w:lineRule="auto"/>
+      </w:pPr>
+      <w:r>
+        <w:rPr>
+          <w:rFonts w:ascii="Times New Roman" w:hAnsi="Times New Roman" w:eastAsia="Times New Roman" w:cs="Times New Roman"/>
+          <w:sz w:val="26"/>
+          <w:lang w:val="vi-VN"/>
+        </w:rPr>
+        <w:t>• Sắp xếp lại 10 trang slide theo luồng tư duy đã thống nhất từ bước 1.</w:t>
+      </w:r>
+    </w:p>
+    <w:p>
+      <w:pPr>
+        <w:pStyle w:val="Heading1"/>
+        <w:ind w:firstLine="0"/>
+        <w:jc w:val="left"/>
         <w:rPr>
           <w:rFonts w:ascii="Times New Roman" w:hAnsi="Times New Roman" w:cs="Times New Roman"/>
           <w:sz w:val="26"/>
@@ -867,81 +958,18 @@
       </w:pPr>
       <w:r>
         <w:rPr>
-          <w:rFonts w:ascii="Arial" w:hAnsi="Arial" w:cs="Arial" w:eastAsia="Arial"/>
+          <w:rFonts w:ascii="Times New Roman" w:hAnsi="Times New Roman" w:eastAsia="Times New Roman" w:cs="Times New Roman"/>
           <w:b/>
-          <w:color w:val="3A506B"/>
-          <w:sz w:val="22"/>
-        </w:rPr>
-        <w:t>Tối ưu hóa cuối cùng</w:t>
-      </w:r>
-    </w:p>
-    <w:p>
-      <w:pPr>
-        <w:rPr>
-          <w:rFonts w:ascii="Times New Roman" w:hAnsi="Times New Roman" w:cs="Times New Roman"/>
-          <w:sz w:val="26"/>
-          <w:szCs w:val="26"/>
-        </w:rPr>
-      </w:pPr>
-      <w:r>
-        <w:rPr>
-          <w:rFonts w:ascii="Arial" w:hAnsi="Arial" w:cs="Arial" w:eastAsia="Arial"/>
-          <w:color w:val="17212B"/>
-          <w:sz w:val="22"/>
-        </w:rPr>
-        <w:t>Sử dụng công cụ "Đổi cỡ" hoặc "Sửa" trên thanh menu của Canva để đảm bảo tính đồng bộ về màu sắc (Brand Identity).</w:t>
-      </w:r>
-    </w:p>
-    <w:p>
-      <w:pPr>
-        <w:pStyle w:val="ListParagraph"/>
-        <w:keepNext w:val="0"/>
-        <w:widowControl/>
-        <w:spacing w:line="276" w:lineRule="auto"/>
-        <w:rPr>
-          <w:rFonts w:ascii="Times New Roman" w:hAnsi="Times New Roman" w:cs="Times New Roman"/>
-          <w:sz w:val="26"/>
-          <w:szCs w:val="26"/>
-        </w:rPr>
-        <w:numPr>
-          <w:ilvl w:val="0"/>
-          <w:numId w:val="17"/>
-        </w:numPr>
-      </w:pPr>
-      <w:r>
-        <w:rPr>
-          <w:rFonts w:ascii="Arial" w:hAnsi="Arial" w:cs="Arial" w:eastAsia="Arial"/>
-          <w:color w:val="17212B"/>
-          <w:sz w:val="22"/>
-        </w:rPr>
-        <w:t>Sắp xếp lại 10 trang slide theo luồng tư duy đã thống nhất từ bước 1.</w:t>
-      </w:r>
-    </w:p>
-    <w:p>
-      <w:pPr>
-        <w:pStyle w:val="Heading1"/>
-        <w:keepNext/>
-        <w:widowControl/>
-        <w:spacing w:line="276" w:lineRule="auto"/>
-        <w:rPr>
-          <w:rFonts w:ascii="Times New Roman" w:hAnsi="Times New Roman" w:cs="Times New Roman"/>
-          <w:sz w:val="26"/>
-          <w:szCs w:val="26"/>
-        </w:rPr>
-      </w:pPr>
-      <w:r>
-        <w:rPr>
-          <w:rFonts w:ascii="Arial" w:hAnsi="Arial" w:cs="Arial" w:eastAsia="Arial"/>
-          <w:b/>
-          <w:color w:val="0E5C50"/>
+          <w:i w:val="0"/>
           <w:sz w:val="28"/>
-        </w:rPr>
-        <w:t>III. Phân tích hiệu quả của từng công cụ</w:t>
+          <w:lang w:val="vi-VN"/>
+        </w:rPr>
+        <w:t>IV. PHÂN TÍCH VÀ SO SÁNH CÁC CÔNG CỤ</w:t>
       </w:r>
     </w:p>
     <w:tbl>
       <w:tblPr>
-        <w:tblW w:w="9864" w:type="dxa"/>
+        <w:tblW w:w="0" w:type="auto"/>
         <w:jc w:val="center"/>
         <w:tblCellSpacing w:w="15" w:type="dxa"/>
         <w:tblLayout w:type="fixed"/>
@@ -952,22 +980,21 @@
           <w:right w:w="15" w:type="dxa"/>
         </w:tblCellMar>
         <w:tblLook w:val="04A0" w:firstRow="1" w:lastRow="0" w:firstColumn="1" w:lastColumn="0" w:noHBand="0" w:noVBand="1"/>
-        <w:tblInd w:w="0" w:type="dxa"/>
       </w:tblPr>
       <w:tblGrid>
-        <w:gridCol w:w="1440"/>
-        <w:gridCol w:w="2808"/>
-        <w:gridCol w:w="2808"/>
-        <w:gridCol w:w="2808"/>
+        <w:gridCol w:w="827"/>
+        <w:gridCol w:w="2811"/>
+        <w:gridCol w:w="2736"/>
+        <w:gridCol w:w="2970"/>
       </w:tblGrid>
       <w:tr>
         <w:trPr>
-          <w:tblHeader/>
+          <w:tblHeader w:val="true"/>
           <w:tblCellSpacing w:w="15" w:type="dxa"/>
         </w:trPr>
         <w:tc>
           <w:tcPr>
-            <w:tcW w:w="1440" w:type="dxa"/>
+            <w:tcW w:w="792000" w:type="dxa"/>
             <w:tcBorders>
               <w:top w:val="single" w:sz="6" w:space="0" w:color="auto"/>
               <w:left w:val="single" w:sz="6" w:space="0" w:color="auto"/>
@@ -977,17 +1004,18 @@
             <w:vAlign w:val="center"/>
             <w:hideMark/>
             <w:tcMar>
-              <w:top w:w="90" w:type="dxa"/>
-              <w:start w:w="110" w:type="dxa"/>
-              <w:bottom w:w="90" w:type="dxa"/>
-              <w:end w:w="110" w:type="dxa"/>
+              <w:top w:w="70" w:type="dxa"/>
+              <w:start w:w="80" w:type="dxa"/>
+              <w:bottom w:w="70" w:type="dxa"/>
+              <w:end w:w="80" w:type="dxa"/>
             </w:tcMar>
-            <w:shd w:fill="DCEDE8" w:val="clear"/>
+            <w:shd w:fill="D9E2F3"/>
           </w:tcPr>
           <w:p>
             <w:pPr>
-              <w:spacing w:after="40" w:line="252" w:lineRule="auto"/>
-              <w:jc w:val="left"/>
+              <w:spacing w:before="0" w:after="40" w:line="240" w:lineRule="auto"/>
+              <w:ind w:left="0" w:right="0" w:firstLine="0"/>
+              <w:jc w:val="center"/>
               <w:rPr>
                 <w:rFonts w:ascii="Times New Roman" w:hAnsi="Times New Roman" w:cs="Times New Roman"/>
                 <w:sz w:val="26"/>
@@ -996,11 +1024,11 @@
             </w:pPr>
             <w:r>
               <w:rPr>
-                <w:rFonts w:ascii="Arial" w:hAnsi="Arial" w:cs="Arial" w:eastAsia="Arial"/>
+                <w:rFonts w:ascii="Times New Roman" w:hAnsi="Times New Roman" w:cs="Times New Roman" w:eastAsia="Times New Roman"/>
                 <w:b/>
-                <w:color w:val="17212B"/>
-                <w:sz w:val="19"/>
+                <w:sz w:val="20"/>
                 <w:szCs w:val="26"/>
+                <w:lang w:val="vi-VN"/>
               </w:rPr>
               <w:lastRenderedPageBreak/>
               <w:t>Tiêu chí</w:t>
@@ -1009,7 +1037,7 @@
         </w:tc>
         <w:tc>
           <w:tcPr>
-            <w:tcW w:w="2808" w:type="dxa"/>
+            <w:tcW w:w="1745999" w:type="dxa"/>
             <w:tcBorders>
               <w:top w:val="single" w:sz="6" w:space="0" w:color="auto"/>
               <w:left w:val="single" w:sz="6" w:space="0" w:color="auto"/>
@@ -1019,17 +1047,18 @@
             <w:vAlign w:val="center"/>
             <w:hideMark/>
             <w:tcMar>
-              <w:top w:w="90" w:type="dxa"/>
-              <w:start w:w="110" w:type="dxa"/>
-              <w:bottom w:w="90" w:type="dxa"/>
-              <w:end w:w="110" w:type="dxa"/>
+              <w:top w:w="70" w:type="dxa"/>
+              <w:start w:w="80" w:type="dxa"/>
+              <w:bottom w:w="70" w:type="dxa"/>
+              <w:end w:w="80" w:type="dxa"/>
             </w:tcMar>
-            <w:shd w:fill="DCEDE8" w:val="clear"/>
+            <w:shd w:fill="D9E2F3"/>
           </w:tcPr>
           <w:p>
             <w:pPr>
-              <w:spacing w:after="40" w:line="252" w:lineRule="auto"/>
-              <w:jc w:val="left"/>
+              <w:spacing w:before="0" w:after="40" w:line="240" w:lineRule="auto"/>
+              <w:ind w:left="0" w:right="0" w:firstLine="0"/>
+              <w:jc w:val="center"/>
               <w:rPr>
                 <w:rFonts w:ascii="Times New Roman" w:hAnsi="Times New Roman" w:cs="Times New Roman"/>
                 <w:sz w:val="26"/>
@@ -1038,11 +1067,11 @@
             </w:pPr>
             <w:r>
               <w:rPr>
-                <w:rFonts w:ascii="Arial" w:hAnsi="Arial" w:cs="Arial" w:eastAsia="Arial"/>
+                <w:rFonts w:ascii="Times New Roman" w:hAnsi="Times New Roman" w:cs="Times New Roman" w:eastAsia="Times New Roman"/>
                 <w:b/>
-                <w:color w:val="17212B"/>
-                <w:sz w:val="19"/>
+                <w:sz w:val="20"/>
                 <w:szCs w:val="26"/>
+                <w:lang w:val="vi-VN"/>
               </w:rPr>
               <w:t>ChatGPT (Xử lý ngôn ngữ)</w:t>
             </w:r>
@@ -1050,7 +1079,7 @@
         </w:tc>
         <w:tc>
           <w:tcPr>
-            <w:tcW w:w="2808" w:type="dxa"/>
+            <w:tcW w:w="1745999" w:type="dxa"/>
             <w:tcBorders>
               <w:top w:val="single" w:sz="6" w:space="0" w:color="auto"/>
               <w:left w:val="single" w:sz="6" w:space="0" w:color="auto"/>
@@ -1060,17 +1089,18 @@
             <w:vAlign w:val="center"/>
             <w:hideMark/>
             <w:tcMar>
-              <w:top w:w="90" w:type="dxa"/>
-              <w:start w:w="110" w:type="dxa"/>
-              <w:bottom w:w="90" w:type="dxa"/>
-              <w:end w:w="110" w:type="dxa"/>
+              <w:top w:w="70" w:type="dxa"/>
+              <w:start w:w="80" w:type="dxa"/>
+              <w:bottom w:w="70" w:type="dxa"/>
+              <w:end w:w="80" w:type="dxa"/>
             </w:tcMar>
-            <w:shd w:fill="DCEDE8" w:val="clear"/>
+            <w:shd w:fill="D9E2F3"/>
           </w:tcPr>
           <w:p>
             <w:pPr>
-              <w:spacing w:after="40" w:line="252" w:lineRule="auto"/>
-              <w:jc w:val="left"/>
+              <w:spacing w:before="0" w:after="40" w:line="240" w:lineRule="auto"/>
+              <w:ind w:left="0" w:right="0" w:firstLine="0"/>
+              <w:jc w:val="center"/>
               <w:rPr>
                 <w:rFonts w:ascii="Times New Roman" w:hAnsi="Times New Roman" w:cs="Times New Roman"/>
                 <w:sz w:val="26"/>
@@ -1079,11 +1109,11 @@
             </w:pPr>
             <w:r>
               <w:rPr>
-                <w:rFonts w:ascii="Arial" w:hAnsi="Arial" w:cs="Arial" w:eastAsia="Arial"/>
+                <w:rFonts w:ascii="Times New Roman" w:hAnsi="Times New Roman" w:cs="Times New Roman" w:eastAsia="Times New Roman"/>
                 <w:b/>
-                <w:color w:val="17212B"/>
-                <w:sz w:val="19"/>
+                <w:sz w:val="20"/>
                 <w:szCs w:val="26"/>
+                <w:lang w:val="vi-VN"/>
               </w:rPr>
               <w:t>Creative Agent (Tạo hình ảnh)</w:t>
             </w:r>
@@ -1091,7 +1121,7 @@
         </w:tc>
         <w:tc>
           <w:tcPr>
-            <w:tcW w:w="2808" w:type="dxa"/>
+            <w:tcW w:w="1745999" w:type="dxa"/>
             <w:tcBorders>
               <w:top w:val="single" w:sz="6" w:space="0" w:color="auto"/>
               <w:left w:val="single" w:sz="6" w:space="0" w:color="auto"/>
@@ -1101,17 +1131,18 @@
             <w:vAlign w:val="center"/>
             <w:hideMark/>
             <w:tcMar>
-              <w:top w:w="90" w:type="dxa"/>
-              <w:start w:w="110" w:type="dxa"/>
-              <w:bottom w:w="90" w:type="dxa"/>
-              <w:end w:w="110" w:type="dxa"/>
+              <w:top w:w="70" w:type="dxa"/>
+              <w:start w:w="80" w:type="dxa"/>
+              <w:bottom w:w="70" w:type="dxa"/>
+              <w:end w:w="80" w:type="dxa"/>
             </w:tcMar>
-            <w:shd w:fill="DCEDE8" w:val="clear"/>
+            <w:shd w:fill="D9E2F3"/>
           </w:tcPr>
           <w:p>
             <w:pPr>
-              <w:spacing w:after="40" w:line="252" w:lineRule="auto"/>
-              <w:jc w:val="left"/>
+              <w:spacing w:before="0" w:after="40" w:line="240" w:lineRule="auto"/>
+              <w:ind w:left="0" w:right="0" w:firstLine="0"/>
+              <w:jc w:val="center"/>
               <w:rPr>
                 <w:rFonts w:ascii="Times New Roman" w:hAnsi="Times New Roman" w:cs="Times New Roman"/>
                 <w:sz w:val="26"/>
@@ -1120,11 +1151,11 @@
             </w:pPr>
             <w:r>
               <w:rPr>
-                <w:rFonts w:ascii="Arial" w:hAnsi="Arial" w:cs="Arial" w:eastAsia="Arial"/>
+                <w:rFonts w:ascii="Times New Roman" w:hAnsi="Times New Roman" w:cs="Times New Roman" w:eastAsia="Times New Roman"/>
                 <w:b/>
-                <w:color w:val="17212B"/>
-                <w:sz w:val="19"/>
+                <w:sz w:val="20"/>
                 <w:szCs w:val="26"/>
+                <w:lang w:val="vi-VN"/>
               </w:rPr>
               <w:t>Canva AI (Thiết kế đồ họa)</w:t>
             </w:r>
@@ -1137,7 +1168,7 @@
         </w:trPr>
         <w:tc>
           <w:tcPr>
-            <w:tcW w:w="1440" w:type="dxa"/>
+            <w:tcW w:w="792000" w:type="dxa"/>
             <w:tcBorders>
               <w:top w:val="single" w:sz="6" w:space="0" w:color="auto"/>
               <w:left w:val="single" w:sz="6" w:space="0" w:color="auto"/>
@@ -1147,15 +1178,16 @@
             <w:vAlign w:val="center"/>
             <w:hideMark/>
             <w:tcMar>
-              <w:top w:w="90" w:type="dxa"/>
-              <w:start w:w="110" w:type="dxa"/>
-              <w:bottom w:w="90" w:type="dxa"/>
-              <w:end w:w="110" w:type="dxa"/>
+              <w:top w:w="70" w:type="dxa"/>
+              <w:start w:w="80" w:type="dxa"/>
+              <w:bottom w:w="70" w:type="dxa"/>
+              <w:end w:w="80" w:type="dxa"/>
             </w:tcMar>
           </w:tcPr>
           <w:p>
             <w:pPr>
-              <w:spacing w:after="40" w:line="252" w:lineRule="auto"/>
+              <w:spacing w:before="0" w:after="40" w:line="240" w:lineRule="auto"/>
+              <w:ind w:left="0" w:right="0" w:firstLine="0"/>
               <w:jc w:val="left"/>
               <w:rPr>
                 <w:rFonts w:ascii="Times New Roman" w:hAnsi="Times New Roman" w:cs="Times New Roman"/>
@@ -1165,11 +1197,10 @@
             </w:pPr>
             <w:r>
               <w:rPr>
-                <w:rFonts w:ascii="Arial" w:hAnsi="Arial" w:cs="Arial" w:eastAsia="Arial"/>
-                <w:b w:val="0"/>
-                <w:color w:val="17212B"/>
-                <w:sz w:val="19"/>
+                <w:rFonts w:ascii="Times New Roman" w:hAnsi="Times New Roman" w:cs="Times New Roman" w:eastAsia="Times New Roman"/>
+                <w:sz w:val="20"/>
                 <w:szCs w:val="26"/>
+                <w:lang w:val="vi-VN"/>
               </w:rPr>
               <w:t>Vai trò</w:t>
             </w:r>
@@ -1177,7 +1208,7 @@
         </w:tc>
         <w:tc>
           <w:tcPr>
-            <w:tcW w:w="2808" w:type="dxa"/>
+            <w:tcW w:w="1745999" w:type="dxa"/>
             <w:tcBorders>
               <w:top w:val="single" w:sz="6" w:space="0" w:color="auto"/>
               <w:left w:val="single" w:sz="6" w:space="0" w:color="auto"/>
@@ -1187,15 +1218,16 @@
             <w:vAlign w:val="center"/>
             <w:hideMark/>
             <w:tcMar>
-              <w:top w:w="90" w:type="dxa"/>
-              <w:start w:w="110" w:type="dxa"/>
-              <w:bottom w:w="90" w:type="dxa"/>
-              <w:end w:w="110" w:type="dxa"/>
+              <w:top w:w="70" w:type="dxa"/>
+              <w:start w:w="80" w:type="dxa"/>
+              <w:bottom w:w="70" w:type="dxa"/>
+              <w:end w:w="80" w:type="dxa"/>
             </w:tcMar>
           </w:tcPr>
           <w:p>
             <w:pPr>
-              <w:spacing w:after="40" w:line="252" w:lineRule="auto"/>
+              <w:spacing w:before="0" w:after="40" w:line="240" w:lineRule="auto"/>
+              <w:ind w:left="0" w:right="0" w:firstLine="0"/>
               <w:jc w:val="left"/>
               <w:rPr>
                 <w:rFonts w:ascii="Times New Roman" w:hAnsi="Times New Roman" w:cs="Times New Roman"/>
@@ -1205,11 +1237,10 @@
             </w:pPr>
             <w:r>
               <w:rPr>
-                <w:rFonts w:ascii="Arial" w:hAnsi="Arial" w:cs="Arial" w:eastAsia="Arial"/>
-                <w:b w:val="0"/>
-                <w:color w:val="17212B"/>
-                <w:sz w:val="19"/>
+                <w:rFonts w:ascii="Times New Roman" w:hAnsi="Times New Roman" w:cs="Times New Roman" w:eastAsia="Times New Roman"/>
+                <w:sz w:val="20"/>
                 <w:szCs w:val="26"/>
+                <w:lang w:val="vi-VN"/>
               </w:rPr>
               <w:t>Sáng tạo nội dung văn bản, lập dàn ý và tư duy phản biện.</w:t>
             </w:r>
@@ -1217,7 +1248,7 @@
         </w:tc>
         <w:tc>
           <w:tcPr>
-            <w:tcW w:w="2808" w:type="dxa"/>
+            <w:tcW w:w="1745999" w:type="dxa"/>
             <w:tcBorders>
               <w:top w:val="single" w:sz="6" w:space="0" w:color="auto"/>
               <w:left w:val="single" w:sz="6" w:space="0" w:color="auto"/>
@@ -1227,15 +1258,16 @@
             <w:vAlign w:val="center"/>
             <w:hideMark/>
             <w:tcMar>
-              <w:top w:w="90" w:type="dxa"/>
-              <w:start w:w="110" w:type="dxa"/>
-              <w:bottom w:w="90" w:type="dxa"/>
-              <w:end w:w="110" w:type="dxa"/>
+              <w:top w:w="70" w:type="dxa"/>
+              <w:start w:w="80" w:type="dxa"/>
+              <w:bottom w:w="70" w:type="dxa"/>
+              <w:end w:w="80" w:type="dxa"/>
             </w:tcMar>
           </w:tcPr>
           <w:p>
             <w:pPr>
-              <w:spacing w:after="40" w:line="252" w:lineRule="auto"/>
+              <w:spacing w:before="0" w:after="40" w:line="240" w:lineRule="auto"/>
+              <w:ind w:left="0" w:right="0" w:firstLine="0"/>
               <w:jc w:val="left"/>
               <w:rPr>
                 <w:rFonts w:ascii="Times New Roman" w:hAnsi="Times New Roman" w:cs="Times New Roman"/>
@@ -1245,11 +1277,10 @@
             </w:pPr>
             <w:r>
               <w:rPr>
-                <w:rFonts w:ascii="Arial" w:hAnsi="Arial" w:cs="Arial" w:eastAsia="Arial"/>
-                <w:b w:val="0"/>
-                <w:color w:val="17212B"/>
-                <w:sz w:val="19"/>
+                <w:rFonts w:ascii="Times New Roman" w:hAnsi="Times New Roman" w:cs="Times New Roman" w:eastAsia="Times New Roman"/>
+                <w:sz w:val="20"/>
                 <w:szCs w:val="26"/>
+                <w:lang w:val="vi-VN"/>
               </w:rPr>
               <w:t>Chuyển đổi ý tưởng từ văn bản thành hình ảnh trực quan sinh động.</w:t>
             </w:r>
@@ -1257,7 +1288,7 @@
         </w:tc>
         <w:tc>
           <w:tcPr>
-            <w:tcW w:w="2808" w:type="dxa"/>
+            <w:tcW w:w="1745999" w:type="dxa"/>
             <w:tcBorders>
               <w:top w:val="single" w:sz="6" w:space="0" w:color="auto"/>
               <w:left w:val="single" w:sz="6" w:space="0" w:color="auto"/>
@@ -1267,15 +1298,16 @@
             <w:vAlign w:val="center"/>
             <w:hideMark/>
             <w:tcMar>
-              <w:top w:w="90" w:type="dxa"/>
-              <w:start w:w="110" w:type="dxa"/>
-              <w:bottom w:w="90" w:type="dxa"/>
-              <w:end w:w="110" w:type="dxa"/>
+              <w:top w:w="70" w:type="dxa"/>
+              <w:start w:w="80" w:type="dxa"/>
+              <w:bottom w:w="70" w:type="dxa"/>
+              <w:end w:w="80" w:type="dxa"/>
             </w:tcMar>
           </w:tcPr>
           <w:p>
             <w:pPr>
-              <w:spacing w:after="40" w:line="252" w:lineRule="auto"/>
+              <w:spacing w:before="0" w:after="40" w:line="240" w:lineRule="auto"/>
+              <w:ind w:left="0" w:right="0" w:firstLine="0"/>
               <w:jc w:val="left"/>
               <w:rPr>
                 <w:rFonts w:ascii="Times New Roman" w:hAnsi="Times New Roman" w:cs="Times New Roman"/>
@@ -1285,11 +1317,10 @@
             </w:pPr>
             <w:r>
               <w:rPr>
-                <w:rFonts w:ascii="Arial" w:hAnsi="Arial" w:cs="Arial" w:eastAsia="Arial"/>
-                <w:b w:val="0"/>
-                <w:color w:val="17212B"/>
-                <w:sz w:val="19"/>
+                <w:rFonts w:ascii="Times New Roman" w:hAnsi="Times New Roman" w:cs="Times New Roman" w:eastAsia="Times New Roman"/>
+                <w:sz w:val="20"/>
                 <w:szCs w:val="26"/>
+                <w:lang w:val="vi-VN"/>
               </w:rPr>
               <w:t>Tối ưu hóa bố cục, trình bày và hoàn thiện sản phẩm trình chiếu.</w:t>
             </w:r>
@@ -1302,7 +1333,7 @@
         </w:trPr>
         <w:tc>
           <w:tcPr>
-            <w:tcW w:w="1440" w:type="dxa"/>
+            <w:tcW w:w="792000" w:type="dxa"/>
             <w:tcBorders>
               <w:top w:val="single" w:sz="6" w:space="0" w:color="auto"/>
               <w:left w:val="single" w:sz="6" w:space="0" w:color="auto"/>
@@ -1312,16 +1343,16 @@
             <w:vAlign w:val="center"/>
             <w:hideMark/>
             <w:tcMar>
-              <w:top w:w="90" w:type="dxa"/>
-              <w:start w:w="110" w:type="dxa"/>
-              <w:bottom w:w="90" w:type="dxa"/>
-              <w:end w:w="110" w:type="dxa"/>
+              <w:top w:w="70" w:type="dxa"/>
+              <w:start w:w="80" w:type="dxa"/>
+              <w:bottom w:w="70" w:type="dxa"/>
+              <w:end w:w="80" w:type="dxa"/>
             </w:tcMar>
-            <w:shd w:fill="F5FAF8" w:val="clear"/>
           </w:tcPr>
           <w:p>
             <w:pPr>
-              <w:spacing w:after="40" w:line="252" w:lineRule="auto"/>
+              <w:spacing w:before="0" w:after="40" w:line="240" w:lineRule="auto"/>
+              <w:ind w:left="0" w:right="0" w:firstLine="0"/>
               <w:jc w:val="left"/>
               <w:rPr>
                 <w:rFonts w:ascii="Times New Roman" w:hAnsi="Times New Roman" w:cs="Times New Roman"/>
@@ -1331,11 +1362,10 @@
             </w:pPr>
             <w:r>
               <w:rPr>
-                <w:rFonts w:ascii="Arial" w:hAnsi="Arial" w:cs="Arial" w:eastAsia="Arial"/>
-                <w:b w:val="0"/>
-                <w:color w:val="17212B"/>
-                <w:sz w:val="19"/>
+                <w:rFonts w:ascii="Times New Roman" w:hAnsi="Times New Roman" w:cs="Times New Roman" w:eastAsia="Times New Roman"/>
+                <w:sz w:val="20"/>
                 <w:szCs w:val="26"/>
+                <w:lang w:val="vi-VN"/>
               </w:rPr>
               <w:t>Điểm mạnh</w:t>
             </w:r>
@@ -1343,7 +1373,7 @@
         </w:tc>
         <w:tc>
           <w:tcPr>
-            <w:tcW w:w="2808" w:type="dxa"/>
+            <w:tcW w:w="1745999" w:type="dxa"/>
             <w:tcBorders>
               <w:top w:val="single" w:sz="6" w:space="0" w:color="auto"/>
               <w:left w:val="single" w:sz="6" w:space="0" w:color="auto"/>
@@ -1353,38 +1383,31 @@
             <w:vAlign w:val="center"/>
             <w:hideMark/>
             <w:tcMar>
-              <w:top w:w="90" w:type="dxa"/>
-              <w:start w:w="110" w:type="dxa"/>
-              <w:bottom w:w="90" w:type="dxa"/>
-              <w:end w:w="110" w:type="dxa"/>
+              <w:top w:w="70" w:type="dxa"/>
+              <w:start w:w="80" w:type="dxa"/>
+              <w:bottom w:w="70" w:type="dxa"/>
+              <w:end w:w="80" w:type="dxa"/>
             </w:tcMar>
-            <w:shd w:fill="F5FAF8" w:val="clear"/>
           </w:tcPr>
           <w:p>
             <w:pPr>
-              <w:spacing w:after="40" w:line="252" w:lineRule="auto"/>
+              <w:spacing w:before="0" w:after="40" w:line="240" w:lineRule="auto"/>
+              <w:ind w:left="0" w:right="0" w:firstLine="0"/>
               <w:jc w:val="left"/>
-              <w:rPr>
-                <w:rFonts w:ascii="Times New Roman" w:hAnsi="Times New Roman" w:cs="Times New Roman"/>
-                <w:sz w:val="26"/>
-                <w:szCs w:val="26"/>
-              </w:rPr>
             </w:pPr>
             <w:r>
               <w:rPr>
-                <w:rFonts w:ascii="Arial" w:hAnsi="Arial" w:cs="Arial" w:eastAsia="Arial"/>
-                <w:b w:val="0"/>
-                <w:color w:val="17212B"/>
-                <w:sz w:val="19"/>
-                <w:szCs w:val="26"/>
+                <w:rFonts w:ascii="Times New Roman" w:hAnsi="Times New Roman" w:eastAsia="Times New Roman" w:cs="Times New Roman"/>
+                <w:sz w:val="20"/>
+                <w:lang w:val="vi-VN"/>
               </w:rPr>
-              <w:t>Khả năng lập luận đa chiều, cấu trúc nội dung logic (về mạng xã hội).</w:t>
+              <w:t>Lập dàn ý nhanh, hỗ trợ phân tích và chỉnh sửa nội dung cho chủ đề Cyber Security.</w:t>
             </w:r>
           </w:p>
         </w:tc>
         <w:tc>
           <w:tcPr>
-            <w:tcW w:w="2808" w:type="dxa"/>
+            <w:tcW w:w="1745999" w:type="dxa"/>
             <w:tcBorders>
               <w:top w:val="single" w:sz="6" w:space="0" w:color="auto"/>
               <w:left w:val="single" w:sz="6" w:space="0" w:color="auto"/>
@@ -1394,38 +1417,31 @@
             <w:vAlign w:val="center"/>
             <w:hideMark/>
             <w:tcMar>
-              <w:top w:w="90" w:type="dxa"/>
-              <w:start w:w="110" w:type="dxa"/>
-              <w:bottom w:w="90" w:type="dxa"/>
-              <w:end w:w="110" w:type="dxa"/>
+              <w:top w:w="70" w:type="dxa"/>
+              <w:start w:w="80" w:type="dxa"/>
+              <w:bottom w:w="70" w:type="dxa"/>
+              <w:end w:w="80" w:type="dxa"/>
             </w:tcMar>
-            <w:shd w:fill="F5FAF8" w:val="clear"/>
           </w:tcPr>
           <w:p>
             <w:pPr>
-              <w:spacing w:after="40" w:line="252" w:lineRule="auto"/>
+              <w:spacing w:before="0" w:after="40" w:line="240" w:lineRule="auto"/>
+              <w:ind w:left="0" w:right="0" w:firstLine="0"/>
               <w:jc w:val="left"/>
-              <w:rPr>
-                <w:rFonts w:ascii="Times New Roman" w:hAnsi="Times New Roman" w:cs="Times New Roman"/>
-                <w:sz w:val="26"/>
-                <w:szCs w:val="26"/>
-              </w:rPr>
             </w:pPr>
             <w:r>
               <w:rPr>
-                <w:rFonts w:ascii="Arial" w:hAnsi="Arial" w:cs="Arial" w:eastAsia="Arial"/>
-                <w:b w:val="0"/>
-                <w:color w:val="17212B"/>
-                <w:sz w:val="19"/>
-                <w:szCs w:val="26"/>
+                <w:rFonts w:ascii="Times New Roman" w:hAnsi="Times New Roman" w:eastAsia="Times New Roman" w:cs="Times New Roman"/>
+                <w:sz w:val="20"/>
+                <w:lang w:val="vi-VN"/>
               </w:rPr>
-              <w:t>Tốc độ tạo ra nhiều phương án hình ảnh (4 phiên bản) từ một câu lệnh.</w:t>
+              <w:t>Tạo nhanh nhiều phương án hình ảnh để người dùng so sánh và lựa chọn.</w:t>
             </w:r>
           </w:p>
         </w:tc>
         <w:tc>
           <w:tcPr>
-            <w:tcW w:w="2808" w:type="dxa"/>
+            <w:tcW w:w="1745999" w:type="dxa"/>
             <w:tcBorders>
               <w:top w:val="single" w:sz="6" w:space="0" w:color="auto"/>
               <w:left w:val="single" w:sz="6" w:space="0" w:color="auto"/>
@@ -1435,32 +1451,25 @@
             <w:vAlign w:val="center"/>
             <w:hideMark/>
             <w:tcMar>
-              <w:top w:w="90" w:type="dxa"/>
-              <w:start w:w="110" w:type="dxa"/>
-              <w:bottom w:w="90" w:type="dxa"/>
-              <w:end w:w="110" w:type="dxa"/>
+              <w:top w:w="70" w:type="dxa"/>
+              <w:start w:w="80" w:type="dxa"/>
+              <w:bottom w:w="70" w:type="dxa"/>
+              <w:end w:w="80" w:type="dxa"/>
             </w:tcMar>
-            <w:shd w:fill="F5FAF8" w:val="clear"/>
           </w:tcPr>
           <w:p>
             <w:pPr>
-              <w:spacing w:after="40" w:line="252" w:lineRule="auto"/>
+              <w:spacing w:before="0" w:after="40" w:line="240" w:lineRule="auto"/>
+              <w:ind w:left="0" w:right="0" w:firstLine="0"/>
               <w:jc w:val="left"/>
-              <w:rPr>
-                <w:rFonts w:ascii="Times New Roman" w:hAnsi="Times New Roman" w:cs="Times New Roman"/>
-                <w:sz w:val="26"/>
-                <w:szCs w:val="26"/>
-              </w:rPr>
             </w:pPr>
             <w:r>
               <w:rPr>
-                <w:rFonts w:ascii="Arial" w:hAnsi="Arial" w:cs="Arial" w:eastAsia="Arial"/>
-                <w:b w:val="0"/>
-                <w:color w:val="17212B"/>
-                <w:sz w:val="19"/>
-                <w:szCs w:val="26"/>
+                <w:rFonts w:ascii="Times New Roman" w:hAnsi="Times New Roman" w:eastAsia="Times New Roman" w:cs="Times New Roman"/>
+                <w:sz w:val="20"/>
+                <w:lang w:val="vi-VN"/>
               </w:rPr>
-              <w:t>Giao diện trực quan, tính thẩm mỹ cao, tích hợp sẵn các yếu tố bảo mật (Cyber Security).</w:t>
+              <w:t>Giao diện trực quan, có hệ thống mẫu và thành phần đồ họa phong phú.</w:t>
             </w:r>
           </w:p>
         </w:tc>
@@ -1471,7 +1480,7 @@
         </w:trPr>
         <w:tc>
           <w:tcPr>
-            <w:tcW w:w="1440" w:type="dxa"/>
+            <w:tcW w:w="792000" w:type="dxa"/>
             <w:tcBorders>
               <w:top w:val="single" w:sz="6" w:space="0" w:color="auto"/>
               <w:left w:val="single" w:sz="6" w:space="0" w:color="auto"/>
@@ -1481,15 +1490,16 @@
             <w:vAlign w:val="center"/>
             <w:hideMark/>
             <w:tcMar>
-              <w:top w:w="90" w:type="dxa"/>
-              <w:start w:w="110" w:type="dxa"/>
-              <w:bottom w:w="90" w:type="dxa"/>
-              <w:end w:w="110" w:type="dxa"/>
+              <w:top w:w="70" w:type="dxa"/>
+              <w:start w:w="80" w:type="dxa"/>
+              <w:bottom w:w="70" w:type="dxa"/>
+              <w:end w:w="80" w:type="dxa"/>
             </w:tcMar>
           </w:tcPr>
           <w:p>
             <w:pPr>
-              <w:spacing w:after="40" w:line="252" w:lineRule="auto"/>
+              <w:spacing w:before="0" w:after="40" w:line="240" w:lineRule="auto"/>
+              <w:ind w:left="0" w:right="0" w:firstLine="0"/>
               <w:jc w:val="left"/>
               <w:rPr>
                 <w:rFonts w:ascii="Times New Roman" w:hAnsi="Times New Roman" w:cs="Times New Roman"/>
@@ -1499,11 +1509,10 @@
             </w:pPr>
             <w:r>
               <w:rPr>
-                <w:rFonts w:ascii="Arial" w:hAnsi="Arial" w:cs="Arial" w:eastAsia="Arial"/>
-                <w:b w:val="0"/>
-                <w:color w:val="17212B"/>
-                <w:sz w:val="19"/>
+                <w:rFonts w:ascii="Times New Roman" w:hAnsi="Times New Roman" w:cs="Times New Roman" w:eastAsia="Times New Roman"/>
+                <w:sz w:val="20"/>
                 <w:szCs w:val="26"/>
+                <w:lang w:val="vi-VN"/>
               </w:rPr>
               <w:t>Điểm yếu</w:t>
             </w:r>
@@ -1511,7 +1520,7 @@
         </w:tc>
         <w:tc>
           <w:tcPr>
-            <w:tcW w:w="2808" w:type="dxa"/>
+            <w:tcW w:w="1745999" w:type="dxa"/>
             <w:tcBorders>
               <w:top w:val="single" w:sz="6" w:space="0" w:color="auto"/>
               <w:left w:val="single" w:sz="6" w:space="0" w:color="auto"/>
@@ -1521,15 +1530,16 @@
             <w:vAlign w:val="center"/>
             <w:hideMark/>
             <w:tcMar>
-              <w:top w:w="90" w:type="dxa"/>
-              <w:start w:w="110" w:type="dxa"/>
-              <w:bottom w:w="90" w:type="dxa"/>
-              <w:end w:w="110" w:type="dxa"/>
+              <w:top w:w="70" w:type="dxa"/>
+              <w:start w:w="80" w:type="dxa"/>
+              <w:bottom w:w="70" w:type="dxa"/>
+              <w:end w:w="80" w:type="dxa"/>
             </w:tcMar>
           </w:tcPr>
           <w:p>
             <w:pPr>
-              <w:spacing w:after="40" w:line="252" w:lineRule="auto"/>
+              <w:spacing w:before="0" w:after="40" w:line="240" w:lineRule="auto"/>
+              <w:ind w:left="0" w:right="0" w:firstLine="0"/>
               <w:jc w:val="left"/>
               <w:rPr>
                 <w:rFonts w:ascii="Times New Roman" w:hAnsi="Times New Roman" w:cs="Times New Roman"/>
@@ -1539,11 +1549,10 @@
             </w:pPr>
             <w:r>
               <w:rPr>
-                <w:rFonts w:ascii="Arial" w:hAnsi="Arial" w:cs="Arial" w:eastAsia="Arial"/>
-                <w:b w:val="0"/>
-                <w:color w:val="17212B"/>
-                <w:sz w:val="19"/>
+                <w:rFonts w:ascii="Times New Roman" w:hAnsi="Times New Roman" w:cs="Times New Roman" w:eastAsia="Times New Roman"/>
+                <w:sz w:val="20"/>
                 <w:szCs w:val="26"/>
+                <w:lang w:val="vi-VN"/>
               </w:rPr>
               <w:t>Nội dung đôi khi còn mang tính khuôn mẫu nếu không có prompt (câu lệnh) chi tiết.</w:t>
             </w:r>
@@ -1551,7 +1560,7 @@
         </w:tc>
         <w:tc>
           <w:tcPr>
-            <w:tcW w:w="2808" w:type="dxa"/>
+            <w:tcW w:w="1745999" w:type="dxa"/>
             <w:tcBorders>
               <w:top w:val="single" w:sz="6" w:space="0" w:color="auto"/>
               <w:left w:val="single" w:sz="6" w:space="0" w:color="auto"/>
@@ -1561,15 +1570,16 @@
             <w:vAlign w:val="center"/>
             <w:hideMark/>
             <w:tcMar>
-              <w:top w:w="90" w:type="dxa"/>
-              <w:start w:w="110" w:type="dxa"/>
-              <w:bottom w:w="90" w:type="dxa"/>
-              <w:end w:w="110" w:type="dxa"/>
+              <w:top w:w="70" w:type="dxa"/>
+              <w:start w:w="80" w:type="dxa"/>
+              <w:bottom w:w="70" w:type="dxa"/>
+              <w:end w:w="80" w:type="dxa"/>
             </w:tcMar>
           </w:tcPr>
           <w:p>
             <w:pPr>
-              <w:spacing w:after="40" w:line="252" w:lineRule="auto"/>
+              <w:spacing w:before="0" w:after="40" w:line="240" w:lineRule="auto"/>
+              <w:ind w:left="0" w:right="0" w:firstLine="0"/>
               <w:jc w:val="left"/>
               <w:rPr>
                 <w:rFonts w:ascii="Times New Roman" w:hAnsi="Times New Roman" w:cs="Times New Roman"/>
@@ -1579,11 +1589,10 @@
             </w:pPr>
             <w:r>
               <w:rPr>
-                <w:rFonts w:ascii="Arial" w:hAnsi="Arial" w:cs="Arial" w:eastAsia="Arial"/>
-                <w:b w:val="0"/>
-                <w:color w:val="17212B"/>
-                <w:sz w:val="19"/>
+                <w:rFonts w:ascii="Times New Roman" w:hAnsi="Times New Roman" w:cs="Times New Roman" w:eastAsia="Times New Roman"/>
+                <w:sz w:val="20"/>
                 <w:szCs w:val="26"/>
+                <w:lang w:val="vi-VN"/>
               </w:rPr>
               <w:t>Khó kiểm soát hoàn toàn các chi tiết nhỏ hoặc tính đồng nhất tuyệt đối giữa các ảnh.</w:t>
             </w:r>
@@ -1591,7 +1600,7 @@
         </w:tc>
         <w:tc>
           <w:tcPr>
-            <w:tcW w:w="2808" w:type="dxa"/>
+            <w:tcW w:w="1745999" w:type="dxa"/>
             <w:tcBorders>
               <w:top w:val="single" w:sz="6" w:space="0" w:color="auto"/>
               <w:left w:val="single" w:sz="6" w:space="0" w:color="auto"/>
@@ -1601,15 +1610,16 @@
             <w:vAlign w:val="center"/>
             <w:hideMark/>
             <w:tcMar>
-              <w:top w:w="90" w:type="dxa"/>
-              <w:start w:w="110" w:type="dxa"/>
-              <w:bottom w:w="90" w:type="dxa"/>
-              <w:end w:w="110" w:type="dxa"/>
+              <w:top w:w="70" w:type="dxa"/>
+              <w:start w:w="80" w:type="dxa"/>
+              <w:bottom w:w="70" w:type="dxa"/>
+              <w:end w:w="80" w:type="dxa"/>
             </w:tcMar>
           </w:tcPr>
           <w:p>
             <w:pPr>
-              <w:spacing w:after="40" w:line="252" w:lineRule="auto"/>
+              <w:spacing w:before="0" w:after="40" w:line="240" w:lineRule="auto"/>
+              <w:ind w:left="0" w:right="0" w:firstLine="0"/>
               <w:jc w:val="left"/>
               <w:rPr>
                 <w:rFonts w:ascii="Times New Roman" w:hAnsi="Times New Roman" w:cs="Times New Roman"/>
@@ -1619,11 +1629,10 @@
             </w:pPr>
             <w:r>
               <w:rPr>
-                <w:rFonts w:ascii="Arial" w:hAnsi="Arial" w:cs="Arial" w:eastAsia="Arial"/>
-                <w:b w:val="0"/>
-                <w:color w:val="17212B"/>
-                <w:sz w:val="19"/>
+                <w:rFonts w:ascii="Times New Roman" w:hAnsi="Times New Roman" w:cs="Times New Roman" w:eastAsia="Times New Roman"/>
+                <w:sz w:val="20"/>
                 <w:szCs w:val="26"/>
+                <w:lang w:val="vi-VN"/>
               </w:rPr>
               <w:t>Đòi hỏi người dùng phải có tư duy thẩm mỹ để chọn lọc và tinh chỉnh các mẫu có sẵn.</w:t>
             </w:r>
@@ -1634,9 +1643,8 @@
     <w:p>
       <w:pPr>
         <w:pStyle w:val="Heading2"/>
-        <w:keepNext/>
-        <w:widowControl/>
-        <w:spacing w:line="276" w:lineRule="auto"/>
+        <w:ind w:firstLine="0"/>
+        <w:jc w:val="left"/>
         <w:rPr>
           <w:rFonts w:ascii="Times New Roman" w:hAnsi="Times New Roman" w:cs="Times New Roman"/>
           <w:sz w:val="26"/>
@@ -1645,16 +1653,20 @@
       </w:pPr>
       <w:r>
         <w:rPr>
-          <w:rFonts w:ascii="Arial" w:hAnsi="Arial" w:cs="Arial" w:eastAsia="Arial"/>
+          <w:rFonts w:ascii="Times New Roman" w:hAnsi="Times New Roman" w:eastAsia="Times New Roman" w:cs="Times New Roman"/>
           <w:b/>
-          <w:color w:val="176B61"/>
-          <w:sz w:val="24"/>
+          <w:i w:val="0"/>
+          <w:sz w:val="26"/>
+          <w:lang w:val="vi-VN"/>
         </w:rPr>
         <w:t>1. So sánh hiệu quả thực tế</w:t>
       </w:r>
     </w:p>
     <w:p>
       <w:pPr>
+        <w:pStyle w:val="Heading3"/>
+        <w:ind w:firstLine="0"/>
+        <w:jc w:val="left"/>
         <w:rPr>
           <w:rFonts w:ascii="Times New Roman" w:hAnsi="Times New Roman" w:cs="Times New Roman"/>
           <w:sz w:val="26"/>
@@ -1663,15 +1675,20 @@
       </w:pPr>
       <w:r>
         <w:rPr>
-          <w:rFonts w:ascii="Arial" w:hAnsi="Arial" w:cs="Arial" w:eastAsia="Arial"/>
-          <w:color w:val="17212B"/>
-          <w:sz w:val="22"/>
+          <w:rFonts w:ascii="Times New Roman" w:hAnsi="Times New Roman" w:eastAsia="Times New Roman" w:cs="Times New Roman"/>
+          <w:b/>
+          <w:i/>
+          <w:sz w:val="26"/>
+          <w:lang w:val="vi-VN"/>
         </w:rPr>
         <w:t>Về khả năng hiện thực hóa ý tưởng:</w:t>
       </w:r>
     </w:p>
     <w:p>
       <w:pPr>
+        <w:spacing w:line="276" w:lineRule="auto" w:after="60"/>
+        <w:ind w:left="425" w:hanging="283" w:right="0"/>
+        <w:jc w:val="both"/>
         <w:rPr>
           <w:rFonts w:ascii="Times New Roman" w:hAnsi="Times New Roman" w:cs="Times New Roman"/>
           <w:sz w:val="26"/>
@@ -1680,40 +1697,38 @@
       </w:pPr>
       <w:r>
         <w:rPr>
-          <w:rFonts w:ascii="Arial" w:hAnsi="Arial" w:cs="Arial" w:eastAsia="Arial"/>
-          <w:color w:val="17212B"/>
-          <w:sz w:val="22"/>
-        </w:rPr>
-        <w:t>ChatGPT chuyển hóa suy nghĩ trừu tượng thành các đoạn văn mạch lạc, phân tích được cả hai mặt của vấn đề "mạng xã hội là con dao hai lưỡi".</w:t>
-      </w:r>
-    </w:p>
-    <w:p>
-      <w:pPr>
-        <w:pStyle w:val="ListParagraph"/>
-        <w:keepNext w:val="0"/>
-        <w:widowControl/>
-        <w:spacing w:line="276" w:lineRule="auto"/>
+          <w:rFonts w:ascii="Times New Roman" w:hAnsi="Times New Roman" w:eastAsia="Times New Roman" w:cs="Times New Roman"/>
+          <w:sz w:val="26"/>
+          <w:lang w:val="vi-VN"/>
+        </w:rPr>
+        <w:t>• ChatGPT chuyển ý tưởng trừu tượng thành dàn ý và nội dung mạch lạc; kết quả thử nghiệm cho thấy công cụ có thể phân tích vấn đề theo nhiều góc nhìn trước khi chuyển sang chủ đề Cyber Security.</w:t>
+      </w:r>
+    </w:p>
+    <w:p>
+      <w:pPr>
+        <w:spacing w:line="276" w:lineRule="auto" w:after="60"/>
+        <w:ind w:left="425" w:hanging="283" w:right="0"/>
+        <w:jc w:val="both"/>
         <w:rPr>
           <w:rFonts w:ascii="Times New Roman" w:hAnsi="Times New Roman" w:cs="Times New Roman"/>
           <w:sz w:val="26"/>
           <w:szCs w:val="26"/>
         </w:rPr>
-        <w:numPr>
-          <w:ilvl w:val="0"/>
-          <w:numId w:val="17"/>
-        </w:numPr>
-      </w:pPr>
-      <w:r>
-        <w:rPr>
-          <w:rFonts w:ascii="Arial" w:hAnsi="Arial" w:cs="Arial" w:eastAsia="Arial"/>
-          <w:color w:val="17212B"/>
-          <w:sz w:val="22"/>
-        </w:rPr>
-        <w:t>Creative Agent thực hiện bước "trực quan hóa" cực nhanh, tạo ra các hình ảnh cầu thủ cầm cúp với nhiều góc độ và ánh sáng khác nhau, giúp người dùng dễ dàng chọn lựa cảm xúc phù hợp.</w:t>
-      </w:r>
-    </w:p>
-    <w:p>
-      <w:pPr>
+      </w:pPr>
+      <w:r>
+        <w:rPr>
+          <w:rFonts w:ascii="Times New Roman" w:hAnsi="Times New Roman" w:eastAsia="Times New Roman" w:cs="Times New Roman"/>
+          <w:sz w:val="26"/>
+          <w:lang w:val="vi-VN"/>
+        </w:rPr>
+        <w:t>• Creative Agent tạo nhanh nhiều phương án hình ảnh với góc máy và ánh sáng khác nhau, giúp người dùng đánh giá và chọn hướng trực quan phù hợp.</w:t>
+      </w:r>
+    </w:p>
+    <w:p>
+      <w:pPr>
+        <w:pStyle w:val="Heading3"/>
+        <w:ind w:firstLine="0"/>
+        <w:jc w:val="left"/>
         <w:rPr>
           <w:rFonts w:ascii="Times New Roman" w:hAnsi="Times New Roman" w:cs="Times New Roman"/>
           <w:sz w:val="26"/>
@@ -1722,15 +1737,20 @@
       </w:pPr>
       <w:r>
         <w:rPr>
-          <w:rFonts w:ascii="Arial" w:hAnsi="Arial" w:cs="Arial" w:eastAsia="Arial"/>
-          <w:color w:val="17212B"/>
-          <w:sz w:val="22"/>
+          <w:rFonts w:ascii="Times New Roman" w:hAnsi="Times New Roman" w:eastAsia="Times New Roman" w:cs="Times New Roman"/>
+          <w:b/>
+          <w:i/>
+          <w:sz w:val="26"/>
+          <w:lang w:val="vi-VN"/>
         </w:rPr>
         <w:t>Về tính ứng dụng chuyên nghiệp:</w:t>
       </w:r>
     </w:p>
     <w:p>
       <w:pPr>
+        <w:spacing w:line="276" w:lineRule="auto" w:after="60"/>
+        <w:ind w:left="425" w:hanging="283" w:right="0"/>
+        <w:jc w:val="both"/>
         <w:rPr>
           <w:rFonts w:ascii="Times New Roman" w:hAnsi="Times New Roman" w:cs="Times New Roman"/>
           <w:sz w:val="26"/>
@@ -1739,19 +1759,18 @@
       </w:pPr>
       <w:r>
         <w:rPr>
-          <w:rFonts w:ascii="Arial" w:hAnsi="Arial" w:cs="Arial" w:eastAsia="Arial"/>
-          <w:color w:val="17212B"/>
-          <w:sz w:val="22"/>
-        </w:rPr>
-        <w:t>Canva vượt trội trong việc tạo ra một hệ thống slide (10 trang) đồng bộ về màu sắc và chủ đề "Cyber Security". Đây là công cụ có tính hoàn thiện sản phẩm cao nhất để đưa vào sử dụng thực tế.</w:t>
+          <w:rFonts w:ascii="Times New Roman" w:hAnsi="Times New Roman" w:eastAsia="Times New Roman" w:cs="Times New Roman"/>
+          <w:sz w:val="26"/>
+          <w:lang w:val="vi-VN"/>
+        </w:rPr>
+        <w:t>• Canva AI nổi bật ở khả năng tạo hệ thống slide 10 trang đồng bộ về bố cục, màu sắc và chủ đề Cyber Security; đây là công cụ hoàn thiện sản phẩm có tính ứng dụng cao nhất trong quy trình.</w:t>
       </w:r>
     </w:p>
     <w:p>
       <w:pPr>
         <w:pStyle w:val="Heading2"/>
-        <w:keepNext/>
-        <w:widowControl/>
-        <w:spacing w:line="276" w:lineRule="auto"/>
+        <w:ind w:firstLine="0"/>
+        <w:jc w:val="left"/>
         <w:rPr>
           <w:rFonts w:ascii="Times New Roman" w:hAnsi="Times New Roman" w:cs="Times New Roman"/>
           <w:sz w:val="26"/>
@@ -1760,12 +1779,13 @@
       </w:pPr>
       <w:r>
         <w:rPr>
-          <w:rFonts w:ascii="Arial" w:hAnsi="Arial" w:cs="Arial" w:eastAsia="Arial"/>
+          <w:rFonts w:ascii="Times New Roman" w:hAnsi="Times New Roman" w:eastAsia="Times New Roman" w:cs="Times New Roman"/>
           <w:b/>
-          <w:color w:val="176B61"/>
-          <w:sz w:val="24"/>
-        </w:rPr>
-        <w:t>2. Giá trị của quy trình sáng tạo tích hợp</w:t>
+          <w:i w:val="0"/>
+          <w:sz w:val="26"/>
+          <w:lang w:val="vi-VN"/>
+        </w:rPr>
+        <w:t>2. Tác động đến quy trình sáng tạo</w:t>
       </w:r>
     </w:p>
     <w:p>
@@ -1778,15 +1798,18 @@
       </w:pPr>
       <w:r>
         <w:rPr>
-          <w:rFonts w:ascii="Arial" w:hAnsi="Arial" w:cs="Arial" w:eastAsia="Arial"/>
-          <w:color w:val="17212B"/>
-          <w:sz w:val="22"/>
-        </w:rPr>
-        <w:t>Việc kết hợp 3 công cụ này đã tạo ra một cuộc cách mạng trong quy trình sáng tạo truyền thống:</w:t>
-      </w:r>
-    </w:p>
-    <w:p>
-      <w:pPr>
+          <w:rFonts w:ascii="Times New Roman" w:hAnsi="Times New Roman" w:eastAsia="Times New Roman" w:cs="Times New Roman"/>
+          <w:sz w:val="26"/>
+          <w:lang w:val="vi-VN"/>
+        </w:rPr>
+        <w:t>Việc kết hợp ba công cụ đã thay đổi đáng kể quy trình sáng tạo truyền thống:</w:t>
+      </w:r>
+    </w:p>
+    <w:p>
+      <w:pPr>
+        <w:spacing w:line="276" w:lineRule="auto" w:after="60"/>
+        <w:ind w:left="425" w:hanging="283" w:right="0"/>
+        <w:jc w:val="both"/>
         <w:rPr>
           <w:rFonts w:ascii="Times New Roman" w:hAnsi="Times New Roman" w:cs="Times New Roman"/>
           <w:sz w:val="26"/>
@@ -1795,40 +1818,38 @@
       </w:pPr>
       <w:r>
         <w:rPr>
-          <w:rFonts w:ascii="Arial" w:hAnsi="Arial" w:cs="Arial" w:eastAsia="Arial"/>
-          <w:color w:val="17212B"/>
-          <w:sz w:val="22"/>
-        </w:rPr>
-        <w:t>Từ "Nỗ lực cá nhân" sang "Người điều phối": Thay vì phải tự viết từng chữ, vẽ từng nét hay chỉnh từng pixel, người dùng hiện nay đóng vai trò là "đạo diễn". Bạn đưa ra ý tưởng (prompt) và AI thực hiện phần thực thi thô. Điều này giúp giảm 70-80% thời gian triển khai ban đầu.</w:t>
-      </w:r>
-    </w:p>
-    <w:p>
-      <w:pPr>
-        <w:pStyle w:val="ListParagraph"/>
-        <w:keepNext w:val="0"/>
-        <w:widowControl/>
-        <w:spacing w:line="276" w:lineRule="auto"/>
+          <w:rFonts w:ascii="Times New Roman" w:hAnsi="Times New Roman" w:eastAsia="Times New Roman" w:cs="Times New Roman"/>
+          <w:sz w:val="26"/>
+          <w:lang w:val="vi-VN"/>
+        </w:rPr>
+        <w:t>• Từ người thực hiện thủ công sang người điều phối: người dùng tập trung xác định mục tiêu, viết prompt, lựa chọn và chỉnh sửa đầu ra; nhờ đó, thời gian triển khai bản nháp được rút ngắn đáng kể.</w:t>
+      </w:r>
+    </w:p>
+    <w:p>
+      <w:pPr>
+        <w:spacing w:line="276" w:lineRule="auto" w:after="60"/>
+        <w:ind w:left="425" w:hanging="283" w:right="0"/>
+        <w:jc w:val="both"/>
         <w:rPr>
           <w:rFonts w:ascii="Times New Roman" w:hAnsi="Times New Roman" w:cs="Times New Roman"/>
           <w:sz w:val="26"/>
           <w:szCs w:val="26"/>
         </w:rPr>
-        <w:numPr>
-          <w:ilvl w:val="0"/>
-          <w:numId w:val="17"/>
-        </w:numPr>
-      </w:pPr>
-      <w:r>
-        <w:rPr>
-          <w:rFonts w:ascii="Arial" w:hAnsi="Arial" w:cs="Arial" w:eastAsia="Arial"/>
-          <w:color w:val="17212B"/>
-          <w:sz w:val="22"/>
-        </w:rPr>
-        <w:t>Phá vỡ rào cản kỹ năng: Một người không chuyên về hội họa vẫn có thể tạo ra ảnh cầu thủ chuyên nghiệp qua Creative Agent; một người không giỏi đồ họa vẫn có thể thiết kế slide chuyên nghiệp trên Canva. AI đã dân chủ hóa khả năng sáng tạo.</w:t>
-      </w:r>
-    </w:p>
-    <w:p>
-      <w:pPr>
+      </w:pPr>
+      <w:r>
+        <w:rPr>
+          <w:rFonts w:ascii="Times New Roman" w:hAnsi="Times New Roman" w:eastAsia="Times New Roman" w:cs="Times New Roman"/>
+          <w:sz w:val="26"/>
+          <w:lang w:val="vi-VN"/>
+        </w:rPr>
+        <w:t>• Giảm rào cản kỹ năng: người không chuyên về hội họa hoặc thiết kế vẫn có thể tạo hình ảnh và slide ở mức cơ bản, nhưng vẫn cần kiến thức thẩm mỹ để chọn lọc và hoàn thiện.</w:t>
+      </w:r>
+    </w:p>
+    <w:p>
+      <w:pPr>
+        <w:spacing w:line="276" w:lineRule="auto" w:after="60"/>
+        <w:ind w:left="425" w:hanging="283" w:right="0"/>
+        <w:jc w:val="both"/>
         <w:rPr>
           <w:rFonts w:ascii="Times New Roman" w:hAnsi="Times New Roman" w:cs="Times New Roman"/>
           <w:sz w:val="26"/>
@@ -1837,19 +1858,19 @@
       </w:pPr>
       <w:r>
         <w:rPr>
-          <w:rFonts w:ascii="Arial" w:hAnsi="Arial" w:cs="Arial" w:eastAsia="Arial"/>
-          <w:color w:val="17212B"/>
-          <w:sz w:val="22"/>
-        </w:rPr>
-        <w:t>Kích thích tư duy lặp (Iterative Thinking): Do tốc độ phản hồi của AI rất nhanh (như việc tạo bốn ảnh cùng lúc), người dùng có thể liên tục thử nghiệm các phương án khác nhau mà không tốn nhiều nguồn lực, từ đó tìm ra kết quả tối ưu nhất.</w:t>
-      </w:r>
-    </w:p>
-    <w:p>
-      <w:pPr>
-        <w:pStyle w:val="Heading2"/>
-        <w:keepNext/>
-        <w:widowControl/>
-        <w:spacing w:after="100" w:afterAutospacing="1" w:line="276" w:lineRule="auto"/>
+          <w:rFonts w:ascii="Times New Roman" w:hAnsi="Times New Roman" w:eastAsia="Times New Roman" w:cs="Times New Roman"/>
+          <w:sz w:val="26"/>
+          <w:lang w:val="vi-VN"/>
+        </w:rPr>
+        <w:t>• Khuyến khích tư duy lặp: tốc độ phản hồi nhanh cho phép thử nghiệm nhiều phương án, so sánh kết quả và tinh chỉnh liên tục mà không tốn quá nhiều nguồn lực.</w:t>
+      </w:r>
+    </w:p>
+    <w:p>
+      <w:pPr>
+        <w:pStyle w:val="Heading1"/>
+        <w:spacing w:after="100" w:afterAutospacing="1" w:line="240" w:lineRule="auto"/>
+        <w:ind w:firstLine="0"/>
+        <w:jc w:val="left"/>
         <w:outlineLvl w:val="2"/>
         <w:rPr>
           <w:rFonts w:ascii="Times New Roman" w:eastAsia="Times New Roman" w:hAnsi="Times New Roman" w:cs="Times New Roman"/>
@@ -1861,17 +1882,18 @@
       </w:pPr>
       <w:r>
         <w:rPr>
-          <w:rFonts w:ascii="Arial" w:hAnsi="Arial" w:cs="Arial" w:eastAsia="Arial"/>
+          <w:rFonts w:ascii="Times New Roman" w:hAnsi="Times New Roman" w:eastAsia="Times New Roman" w:cs="Times New Roman"/>
           <w:b/>
-          <w:color w:val="176B61"/>
-          <w:sz w:val="24"/>
-        </w:rPr>
-        <w:t>3. Điểm mạnh và hạn chế</w:t>
+          <w:i w:val="0"/>
+          <w:sz w:val="28"/>
+          <w:lang w:val="vi-VN"/>
+        </w:rPr>
+        <w:t>V. TỔNG HỢP ĐIỂM MẠNH VÀ HẠN CHẾ</w:t>
       </w:r>
     </w:p>
     <w:tbl>
       <w:tblPr>
-        <w:tblW w:w="9864" w:type="dxa"/>
+        <w:tblW w:w="0" w:type="auto"/>
         <w:jc w:val="center"/>
         <w:tblCellSpacing w:w="15" w:type="dxa"/>
         <w:tblLayout w:type="fixed"/>
@@ -1882,21 +1904,20 @@
           <w:right w:w="15" w:type="dxa"/>
         </w:tblCellMar>
         <w:tblLook w:val="04A0" w:firstRow="1" w:lastRow="0" w:firstColumn="1" w:lastColumn="0" w:noHBand="0" w:noVBand="1"/>
-        <w:tblInd w:w="0" w:type="dxa"/>
       </w:tblPr>
       <w:tblGrid>
-        <w:gridCol w:w="1656"/>
-        <w:gridCol w:w="4104"/>
-        <w:gridCol w:w="4104"/>
+        <w:gridCol w:w="1534"/>
+        <w:gridCol w:w="2750"/>
+        <w:gridCol w:w="5060"/>
       </w:tblGrid>
       <w:tr>
         <w:trPr>
-          <w:tblHeader/>
+          <w:tblHeader w:val="true"/>
           <w:tblCellSpacing w:w="15" w:type="dxa"/>
         </w:trPr>
         <w:tc>
           <w:tcPr>
-            <w:tcW w:w="1656" w:type="dxa"/>
+            <w:tcW w:w="1080000" w:type="dxa"/>
             <w:tcBorders>
               <w:top w:val="single" w:sz="6" w:space="0" w:color="auto"/>
               <w:left w:val="single" w:sz="6" w:space="0" w:color="auto"/>
@@ -1906,17 +1927,18 @@
             <w:vAlign w:val="center"/>
             <w:hideMark/>
             <w:tcMar>
-              <w:top w:w="90" w:type="dxa"/>
-              <w:start w:w="110" w:type="dxa"/>
-              <w:bottom w:w="90" w:type="dxa"/>
-              <w:end w:w="110" w:type="dxa"/>
+              <w:top w:w="70" w:type="dxa"/>
+              <w:start w:w="80" w:type="dxa"/>
+              <w:bottom w:w="70" w:type="dxa"/>
+              <w:end w:w="80" w:type="dxa"/>
             </w:tcMar>
-            <w:shd w:fill="DCEDE8" w:val="clear"/>
+            <w:shd w:fill="D9E2F3"/>
           </w:tcPr>
           <w:p>
             <w:pPr>
-              <w:spacing w:after="40" w:line="252" w:lineRule="auto"/>
-              <w:jc w:val="left"/>
+              <w:spacing w:after="40" w:line="240" w:lineRule="auto" w:before="0"/>
+              <w:ind w:left="0" w:right="0" w:firstLine="0"/>
+              <w:jc w:val="center"/>
               <w:rPr>
                 <w:rFonts w:ascii="Times New Roman" w:eastAsia="Times New Roman" w:hAnsi="Times New Roman" w:cs="Times New Roman"/>
                 <w:kern w:val="0"/>
@@ -1927,13 +1949,13 @@
             </w:pPr>
             <w:r>
               <w:rPr>
-                <w:rFonts w:ascii="Arial" w:eastAsia="Arial" w:hAnsi="Arial" w:cs="Arial"/>
+                <w:rFonts w:ascii="Times New Roman" w:eastAsia="Times New Roman" w:hAnsi="Times New Roman" w:cs="Times New Roman"/>
                 <w:b/>
-                <w:color w:val="17212B"/>
                 <w:kern w:val="0"/>
-                <w:sz w:val="19"/>
+                <w:sz w:val="21"/>
                 <w:szCs w:val="26"/>
                 <w14:ligatures w14:val="none"/>
+                <w:lang w:val="vi-VN"/>
               </w:rPr>
               <w:t>Công cụ</w:t>
             </w:r>
@@ -1941,7 +1963,7 @@
         </w:tc>
         <w:tc>
           <w:tcPr>
-            <w:tcW w:w="4104" w:type="dxa"/>
+            <w:tcW w:w="2448000" w:type="dxa"/>
             <w:tcBorders>
               <w:top w:val="single" w:sz="6" w:space="0" w:color="auto"/>
               <w:left w:val="single" w:sz="6" w:space="0" w:color="auto"/>
@@ -1951,17 +1973,18 @@
             <w:vAlign w:val="center"/>
             <w:hideMark/>
             <w:tcMar>
-              <w:top w:w="90" w:type="dxa"/>
-              <w:start w:w="110" w:type="dxa"/>
-              <w:bottom w:w="90" w:type="dxa"/>
-              <w:end w:w="110" w:type="dxa"/>
+              <w:top w:w="70" w:type="dxa"/>
+              <w:start w:w="80" w:type="dxa"/>
+              <w:bottom w:w="70" w:type="dxa"/>
+              <w:end w:w="80" w:type="dxa"/>
             </w:tcMar>
-            <w:shd w:fill="DCEDE8" w:val="clear"/>
+            <w:shd w:fill="D9E2F3"/>
           </w:tcPr>
           <w:p>
             <w:pPr>
-              <w:spacing w:after="40" w:line="252" w:lineRule="auto"/>
-              <w:jc w:val="left"/>
+              <w:spacing w:after="40" w:line="240" w:lineRule="auto" w:before="0"/>
+              <w:ind w:left="0" w:right="0" w:firstLine="0"/>
+              <w:jc w:val="center"/>
               <w:rPr>
                 <w:rFonts w:ascii="Times New Roman" w:eastAsia="Times New Roman" w:hAnsi="Times New Roman" w:cs="Times New Roman"/>
                 <w:kern w:val="0"/>
@@ -1972,13 +1995,13 @@
             </w:pPr>
             <w:r>
               <w:rPr>
-                <w:rFonts w:ascii="Arial" w:eastAsia="Arial" w:hAnsi="Arial" w:cs="Arial"/>
+                <w:rFonts w:ascii="Times New Roman" w:eastAsia="Times New Roman" w:hAnsi="Times New Roman" w:cs="Times New Roman"/>
                 <w:b/>
-                <w:color w:val="17212B"/>
                 <w:kern w:val="0"/>
-                <w:sz w:val="19"/>
+                <w:sz w:val="21"/>
                 <w:szCs w:val="26"/>
                 <w14:ligatures w14:val="none"/>
+                <w:lang w:val="vi-VN"/>
               </w:rPr>
               <w:t>Điểm mạnh nổi bật</w:t>
             </w:r>
@@ -1986,7 +2009,7 @@
         </w:tc>
         <w:tc>
           <w:tcPr>
-            <w:tcW w:w="4104" w:type="dxa"/>
+            <w:tcW w:w="2448000" w:type="dxa"/>
             <w:tcBorders>
               <w:top w:val="single" w:sz="6" w:space="0" w:color="auto"/>
               <w:left w:val="single" w:sz="6" w:space="0" w:color="auto"/>
@@ -1996,17 +2019,18 @@
             <w:vAlign w:val="center"/>
             <w:hideMark/>
             <w:tcMar>
-              <w:top w:w="90" w:type="dxa"/>
-              <w:start w:w="110" w:type="dxa"/>
-              <w:bottom w:w="90" w:type="dxa"/>
-              <w:end w:w="110" w:type="dxa"/>
+              <w:top w:w="70" w:type="dxa"/>
+              <w:start w:w="80" w:type="dxa"/>
+              <w:bottom w:w="70" w:type="dxa"/>
+              <w:end w:w="80" w:type="dxa"/>
             </w:tcMar>
-            <w:shd w:fill="DCEDE8" w:val="clear"/>
+            <w:shd w:fill="D9E2F3"/>
           </w:tcPr>
           <w:p>
             <w:pPr>
-              <w:spacing w:after="40" w:line="252" w:lineRule="auto"/>
-              <w:jc w:val="left"/>
+              <w:spacing w:after="40" w:line="240" w:lineRule="auto" w:before="0"/>
+              <w:ind w:left="0" w:right="0" w:firstLine="0"/>
+              <w:jc w:val="center"/>
               <w:rPr>
                 <w:rFonts w:ascii="Times New Roman" w:eastAsia="Times New Roman" w:hAnsi="Times New Roman" w:cs="Times New Roman"/>
                 <w:kern w:val="0"/>
@@ -2017,13 +2041,13 @@
             </w:pPr>
             <w:r>
               <w:rPr>
-                <w:rFonts w:ascii="Arial" w:eastAsia="Arial" w:hAnsi="Arial" w:cs="Arial"/>
+                <w:rFonts w:ascii="Times New Roman" w:eastAsia="Times New Roman" w:hAnsi="Times New Roman" w:cs="Times New Roman"/>
                 <w:b/>
-                <w:color w:val="17212B"/>
                 <w:kern w:val="0"/>
-                <w:sz w:val="19"/>
+                <w:sz w:val="21"/>
                 <w:szCs w:val="26"/>
                 <w14:ligatures w14:val="none"/>
+                <w:lang w:val="vi-VN"/>
               </w:rPr>
               <w:t>Điểm yếu cốt lõi</w:t>
             </w:r>
@@ -2036,7 +2060,7 @@
         </w:trPr>
         <w:tc>
           <w:tcPr>
-            <w:tcW w:w="1656" w:type="dxa"/>
+            <w:tcW w:w="1080000" w:type="dxa"/>
             <w:tcBorders>
               <w:top w:val="single" w:sz="6" w:space="0" w:color="auto"/>
               <w:left w:val="single" w:sz="6" w:space="0" w:color="auto"/>
@@ -2046,15 +2070,16 @@
             <w:vAlign w:val="center"/>
             <w:hideMark/>
             <w:tcMar>
-              <w:top w:w="90" w:type="dxa"/>
-              <w:start w:w="110" w:type="dxa"/>
-              <w:bottom w:w="90" w:type="dxa"/>
-              <w:end w:w="110" w:type="dxa"/>
+              <w:top w:w="70" w:type="dxa"/>
+              <w:start w:w="80" w:type="dxa"/>
+              <w:bottom w:w="70" w:type="dxa"/>
+              <w:end w:w="80" w:type="dxa"/>
             </w:tcMar>
           </w:tcPr>
           <w:p>
             <w:pPr>
-              <w:spacing w:after="40" w:line="252" w:lineRule="auto"/>
+              <w:spacing w:after="40" w:line="240" w:lineRule="auto" w:before="0"/>
+              <w:ind w:left="0" w:right="0" w:firstLine="0"/>
               <w:jc w:val="left"/>
               <w:rPr>
                 <w:rFonts w:ascii="Times New Roman" w:eastAsia="Times New Roman" w:hAnsi="Times New Roman" w:cs="Times New Roman"/>
@@ -2066,13 +2091,12 @@
             </w:pPr>
             <w:r>
               <w:rPr>
-                <w:rFonts w:ascii="Arial" w:eastAsia="Arial" w:hAnsi="Arial" w:cs="Arial"/>
-                <w:b w:val="0"/>
-                <w:color w:val="17212B"/>
+                <w:rFonts w:ascii="Times New Roman" w:eastAsia="Times New Roman" w:hAnsi="Times New Roman" w:cs="Times New Roman"/>
                 <w:kern w:val="0"/>
-                <w:sz w:val="19"/>
+                <w:sz w:val="21"/>
                 <w:szCs w:val="26"/>
                 <w14:ligatures w14:val="none"/>
+                <w:lang w:val="vi-VN"/>
               </w:rPr>
               <w:t>ChatGPT</w:t>
             </w:r>
@@ -2080,7 +2104,7 @@
         </w:tc>
         <w:tc>
           <w:tcPr>
-            <w:tcW w:w="4104" w:type="dxa"/>
+            <w:tcW w:w="2448000" w:type="dxa"/>
             <w:tcBorders>
               <w:top w:val="single" w:sz="6" w:space="0" w:color="auto"/>
               <w:left w:val="single" w:sz="6" w:space="0" w:color="auto"/>
@@ -2090,15 +2114,16 @@
             <w:vAlign w:val="center"/>
             <w:hideMark/>
             <w:tcMar>
-              <w:top w:w="90" w:type="dxa"/>
-              <w:start w:w="110" w:type="dxa"/>
-              <w:bottom w:w="90" w:type="dxa"/>
-              <w:end w:w="110" w:type="dxa"/>
+              <w:top w:w="70" w:type="dxa"/>
+              <w:start w:w="80" w:type="dxa"/>
+              <w:bottom w:w="70" w:type="dxa"/>
+              <w:end w:w="80" w:type="dxa"/>
             </w:tcMar>
           </w:tcPr>
           <w:p>
             <w:pPr>
-              <w:spacing w:after="40" w:line="252" w:lineRule="auto"/>
+              <w:spacing w:after="40" w:line="240" w:lineRule="auto" w:before="0"/>
+              <w:ind w:left="0" w:right="0" w:firstLine="0"/>
               <w:jc w:val="left"/>
               <w:rPr>
                 <w:rFonts w:ascii="Times New Roman" w:eastAsia="Times New Roman" w:hAnsi="Times New Roman" w:cs="Times New Roman"/>
@@ -2110,13 +2135,12 @@
             </w:pPr>
             <w:r>
               <w:rPr>
-                <w:rFonts w:ascii="Arial" w:eastAsia="Arial" w:hAnsi="Arial" w:cs="Arial"/>
-                <w:b w:val="0"/>
-                <w:color w:val="17212B"/>
+                <w:rFonts w:ascii="Times New Roman" w:eastAsia="Times New Roman" w:hAnsi="Times New Roman" w:cs="Times New Roman"/>
                 <w:kern w:val="0"/>
-                <w:sz w:val="19"/>
+                <w:sz w:val="21"/>
                 <w:szCs w:val="26"/>
                 <w14:ligatures w14:val="none"/>
+                <w:lang w:val="vi-VN"/>
               </w:rPr>
               <w:t>Tư duy phản biện, đa ngôn ngữ.</w:t>
             </w:r>
@@ -2124,7 +2148,7 @@
         </w:tc>
         <w:tc>
           <w:tcPr>
-            <w:tcW w:w="4104" w:type="dxa"/>
+            <w:tcW w:w="2448000" w:type="dxa"/>
             <w:tcBorders>
               <w:top w:val="single" w:sz="6" w:space="0" w:color="auto"/>
               <w:left w:val="single" w:sz="6" w:space="0" w:color="auto"/>
@@ -2134,15 +2158,16 @@
             <w:vAlign w:val="center"/>
             <w:hideMark/>
             <w:tcMar>
-              <w:top w:w="90" w:type="dxa"/>
-              <w:start w:w="110" w:type="dxa"/>
-              <w:bottom w:w="90" w:type="dxa"/>
-              <w:end w:w="110" w:type="dxa"/>
+              <w:top w:w="70" w:type="dxa"/>
+              <w:start w:w="80" w:type="dxa"/>
+              <w:bottom w:w="70" w:type="dxa"/>
+              <w:end w:w="80" w:type="dxa"/>
             </w:tcMar>
           </w:tcPr>
           <w:p>
             <w:pPr>
-              <w:spacing w:after="40" w:line="252" w:lineRule="auto"/>
+              <w:spacing w:after="40" w:line="240" w:lineRule="auto" w:before="0"/>
+              <w:ind w:left="0" w:right="0" w:firstLine="0"/>
               <w:jc w:val="left"/>
               <w:rPr>
                 <w:rFonts w:ascii="Times New Roman" w:eastAsia="Times New Roman" w:hAnsi="Times New Roman" w:cs="Times New Roman"/>
@@ -2154,13 +2179,12 @@
             </w:pPr>
             <w:r>
               <w:rPr>
-                <w:rFonts w:ascii="Arial" w:eastAsia="Arial" w:hAnsi="Arial" w:cs="Arial"/>
-                <w:b w:val="0"/>
-                <w:color w:val="17212B"/>
+                <w:rFonts w:ascii="Times New Roman" w:eastAsia="Times New Roman" w:hAnsi="Times New Roman" w:cs="Times New Roman"/>
                 <w:kern w:val="0"/>
-                <w:sz w:val="19"/>
+                <w:sz w:val="21"/>
                 <w:szCs w:val="26"/>
                 <w14:ligatures w14:val="none"/>
+                <w:lang w:val="vi-VN"/>
               </w:rPr>
               <w:t>Dễ tạo ra thông tin sai lệch nếu không kiểm chứng.</w:t>
             </w:r>
@@ -2173,7 +2197,7 @@
         </w:trPr>
         <w:tc>
           <w:tcPr>
-            <w:tcW w:w="1656" w:type="dxa"/>
+            <w:tcW w:w="1080000" w:type="dxa"/>
             <w:tcBorders>
               <w:top w:val="single" w:sz="6" w:space="0" w:color="auto"/>
               <w:left w:val="single" w:sz="6" w:space="0" w:color="auto"/>
@@ -2183,16 +2207,16 @@
             <w:vAlign w:val="center"/>
             <w:hideMark/>
             <w:tcMar>
-              <w:top w:w="90" w:type="dxa"/>
-              <w:start w:w="110" w:type="dxa"/>
-              <w:bottom w:w="90" w:type="dxa"/>
-              <w:end w:w="110" w:type="dxa"/>
+              <w:top w:w="70" w:type="dxa"/>
+              <w:start w:w="80" w:type="dxa"/>
+              <w:bottom w:w="70" w:type="dxa"/>
+              <w:end w:w="80" w:type="dxa"/>
             </w:tcMar>
-            <w:shd w:fill="F5FAF8" w:val="clear"/>
           </w:tcPr>
           <w:p>
             <w:pPr>
-              <w:spacing w:after="40" w:line="252" w:lineRule="auto"/>
+              <w:spacing w:after="40" w:line="240" w:lineRule="auto" w:before="0"/>
+              <w:ind w:left="0" w:right="0" w:firstLine="0"/>
               <w:jc w:val="left"/>
               <w:rPr>
                 <w:rFonts w:ascii="Times New Roman" w:eastAsia="Times New Roman" w:hAnsi="Times New Roman" w:cs="Times New Roman"/>
@@ -2204,13 +2228,12 @@
             </w:pPr>
             <w:r>
               <w:rPr>
-                <w:rFonts w:ascii="Arial" w:eastAsia="Arial" w:hAnsi="Arial" w:cs="Arial"/>
-                <w:b w:val="0"/>
-                <w:color w:val="17212B"/>
+                <w:rFonts w:ascii="Times New Roman" w:eastAsia="Times New Roman" w:hAnsi="Times New Roman" w:cs="Times New Roman"/>
                 <w:kern w:val="0"/>
-                <w:sz w:val="19"/>
+                <w:sz w:val="21"/>
                 <w:szCs w:val="26"/>
                 <w14:ligatures w14:val="none"/>
+                <w:lang w:val="vi-VN"/>
               </w:rPr>
               <w:t>Creative Agent</w:t>
             </w:r>
@@ -2218,7 +2241,7 @@
         </w:tc>
         <w:tc>
           <w:tcPr>
-            <w:tcW w:w="4104" w:type="dxa"/>
+            <w:tcW w:w="2448000" w:type="dxa"/>
             <w:tcBorders>
               <w:top w:val="single" w:sz="6" w:space="0" w:color="auto"/>
               <w:left w:val="single" w:sz="6" w:space="0" w:color="auto"/>
@@ -2228,16 +2251,16 @@
             <w:vAlign w:val="center"/>
             <w:hideMark/>
             <w:tcMar>
-              <w:top w:w="90" w:type="dxa"/>
-              <w:start w:w="110" w:type="dxa"/>
-              <w:bottom w:w="90" w:type="dxa"/>
-              <w:end w:w="110" w:type="dxa"/>
+              <w:top w:w="70" w:type="dxa"/>
+              <w:start w:w="80" w:type="dxa"/>
+              <w:bottom w:w="70" w:type="dxa"/>
+              <w:end w:w="80" w:type="dxa"/>
             </w:tcMar>
-            <w:shd w:fill="F5FAF8" w:val="clear"/>
           </w:tcPr>
           <w:p>
             <w:pPr>
-              <w:spacing w:after="40" w:line="252" w:lineRule="auto"/>
+              <w:spacing w:after="40" w:line="240" w:lineRule="auto" w:before="0"/>
+              <w:ind w:left="0" w:right="0" w:firstLine="0"/>
               <w:jc w:val="left"/>
               <w:rPr>
                 <w:rFonts w:ascii="Times New Roman" w:eastAsia="Times New Roman" w:hAnsi="Times New Roman" w:cs="Times New Roman"/>
@@ -2249,13 +2272,12 @@
             </w:pPr>
             <w:r>
               <w:rPr>
-                <w:rFonts w:ascii="Arial" w:eastAsia="Arial" w:hAnsi="Arial" w:cs="Arial"/>
-                <w:b w:val="0"/>
-                <w:color w:val="17212B"/>
+                <w:rFonts w:ascii="Times New Roman" w:eastAsia="Times New Roman" w:hAnsi="Times New Roman" w:cs="Times New Roman"/>
                 <w:kern w:val="0"/>
-                <w:sz w:val="19"/>
+                <w:sz w:val="21"/>
                 <w:szCs w:val="26"/>
                 <w14:ligatures w14:val="none"/>
+                <w:lang w:val="vi-VN"/>
               </w:rPr>
               <w:t>Tốc độ thực thi cực nhanh.</w:t>
             </w:r>
@@ -2263,7 +2285,7 @@
         </w:tc>
         <w:tc>
           <w:tcPr>
-            <w:tcW w:w="4104" w:type="dxa"/>
+            <w:tcW w:w="2448000" w:type="dxa"/>
             <w:tcBorders>
               <w:top w:val="single" w:sz="6" w:space="0" w:color="auto"/>
               <w:left w:val="single" w:sz="6" w:space="0" w:color="auto"/>
@@ -2273,16 +2295,16 @@
             <w:vAlign w:val="center"/>
             <w:hideMark/>
             <w:tcMar>
-              <w:top w:w="90" w:type="dxa"/>
-              <w:start w:w="110" w:type="dxa"/>
-              <w:bottom w:w="90" w:type="dxa"/>
-              <w:end w:w="110" w:type="dxa"/>
+              <w:top w:w="70" w:type="dxa"/>
+              <w:start w:w="80" w:type="dxa"/>
+              <w:bottom w:w="70" w:type="dxa"/>
+              <w:end w:w="80" w:type="dxa"/>
             </w:tcMar>
-            <w:shd w:fill="F5FAF8" w:val="clear"/>
           </w:tcPr>
           <w:p>
             <w:pPr>
-              <w:spacing w:after="40" w:line="252" w:lineRule="auto"/>
+              <w:spacing w:after="40" w:line="240" w:lineRule="auto" w:before="0"/>
+              <w:ind w:left="0" w:right="0" w:firstLine="0"/>
               <w:jc w:val="left"/>
               <w:rPr>
                 <w:rFonts w:ascii="Times New Roman" w:eastAsia="Times New Roman" w:hAnsi="Times New Roman" w:cs="Times New Roman"/>
@@ -2294,13 +2316,12 @@
             </w:pPr>
             <w:r>
               <w:rPr>
-                <w:rFonts w:ascii="Arial" w:eastAsia="Arial" w:hAnsi="Arial" w:cs="Arial"/>
-                <w:b w:val="0"/>
-                <w:color w:val="17212B"/>
+                <w:rFonts w:ascii="Times New Roman" w:eastAsia="Times New Roman" w:hAnsi="Times New Roman" w:cs="Times New Roman"/>
                 <w:kern w:val="0"/>
-                <w:sz w:val="19"/>
+                <w:sz w:val="21"/>
                 <w:szCs w:val="26"/>
                 <w14:ligatures w14:val="none"/>
+                <w:lang w:val="vi-VN"/>
               </w:rPr>
               <w:t>Khó kiểm soát các chi tiết kỹ thuật nhỏ (ngón tay, chữ viết).</w:t>
             </w:r>
@@ -2313,7 +2334,7 @@
         </w:trPr>
         <w:tc>
           <w:tcPr>
-            <w:tcW w:w="1656" w:type="dxa"/>
+            <w:tcW w:w="1080000" w:type="dxa"/>
             <w:tcBorders>
               <w:top w:val="single" w:sz="6" w:space="0" w:color="auto"/>
               <w:left w:val="single" w:sz="6" w:space="0" w:color="auto"/>
@@ -2323,15 +2344,16 @@
             <w:vAlign w:val="center"/>
             <w:hideMark/>
             <w:tcMar>
-              <w:top w:w="90" w:type="dxa"/>
-              <w:start w:w="110" w:type="dxa"/>
-              <w:bottom w:w="90" w:type="dxa"/>
-              <w:end w:w="110" w:type="dxa"/>
+              <w:top w:w="70" w:type="dxa"/>
+              <w:start w:w="80" w:type="dxa"/>
+              <w:bottom w:w="70" w:type="dxa"/>
+              <w:end w:w="80" w:type="dxa"/>
             </w:tcMar>
           </w:tcPr>
           <w:p>
             <w:pPr>
-              <w:spacing w:after="40" w:line="252" w:lineRule="auto"/>
+              <w:spacing w:after="40" w:line="240" w:lineRule="auto" w:before="0"/>
+              <w:ind w:left="0" w:right="0" w:firstLine="0"/>
               <w:jc w:val="left"/>
               <w:rPr>
                 <w:rFonts w:ascii="Times New Roman" w:eastAsia="Times New Roman" w:hAnsi="Times New Roman" w:cs="Times New Roman"/>
@@ -2343,13 +2365,12 @@
             </w:pPr>
             <w:r>
               <w:rPr>
-                <w:rFonts w:ascii="Arial" w:eastAsia="Arial" w:hAnsi="Arial" w:cs="Arial"/>
-                <w:b w:val="0"/>
-                <w:color w:val="17212B"/>
+                <w:rFonts w:ascii="Times New Roman" w:eastAsia="Times New Roman" w:hAnsi="Times New Roman" w:cs="Times New Roman"/>
                 <w:kern w:val="0"/>
-                <w:sz w:val="19"/>
+                <w:sz w:val="21"/>
                 <w:szCs w:val="26"/>
                 <w14:ligatures w14:val="none"/>
+                <w:lang w:val="vi-VN"/>
               </w:rPr>
               <w:t>Canva AI</w:t>
             </w:r>
@@ -2357,7 +2378,7 @@
         </w:tc>
         <w:tc>
           <w:tcPr>
-            <w:tcW w:w="4104" w:type="dxa"/>
+            <w:tcW w:w="2448000" w:type="dxa"/>
             <w:tcBorders>
               <w:top w:val="single" w:sz="6" w:space="0" w:color="auto"/>
               <w:left w:val="single" w:sz="6" w:space="0" w:color="auto"/>
@@ -2367,15 +2388,16 @@
             <w:vAlign w:val="center"/>
             <w:hideMark/>
             <w:tcMar>
-              <w:top w:w="90" w:type="dxa"/>
-              <w:start w:w="110" w:type="dxa"/>
-              <w:bottom w:w="90" w:type="dxa"/>
-              <w:end w:w="110" w:type="dxa"/>
+              <w:top w:w="70" w:type="dxa"/>
+              <w:start w:w="80" w:type="dxa"/>
+              <w:bottom w:w="70" w:type="dxa"/>
+              <w:end w:w="80" w:type="dxa"/>
             </w:tcMar>
           </w:tcPr>
           <w:p>
             <w:pPr>
-              <w:spacing w:after="40" w:line="252" w:lineRule="auto"/>
+              <w:spacing w:after="40" w:line="240" w:lineRule="auto" w:before="0"/>
+              <w:ind w:left="0" w:right="0" w:firstLine="0"/>
               <w:jc w:val="left"/>
               <w:rPr>
                 <w:rFonts w:ascii="Times New Roman" w:eastAsia="Times New Roman" w:hAnsi="Times New Roman" w:cs="Times New Roman"/>
@@ -2387,13 +2409,12 @@
             </w:pPr>
             <w:r>
               <w:rPr>
-                <w:rFonts w:ascii="Arial" w:eastAsia="Arial" w:hAnsi="Arial" w:cs="Arial"/>
-                <w:b w:val="0"/>
-                <w:color w:val="17212B"/>
+                <w:rFonts w:ascii="Times New Roman" w:eastAsia="Times New Roman" w:hAnsi="Times New Roman" w:cs="Times New Roman"/>
                 <w:kern w:val="0"/>
-                <w:sz w:val="19"/>
+                <w:sz w:val="21"/>
                 <w:szCs w:val="26"/>
                 <w14:ligatures w14:val="none"/>
+                <w:lang w:val="vi-VN"/>
               </w:rPr>
               <w:t>Tính ứng dụng và thẩm mỹ cao.</w:t>
             </w:r>
@@ -2401,7 +2422,7 @@
         </w:tc>
         <w:tc>
           <w:tcPr>
-            <w:tcW w:w="4104" w:type="dxa"/>
+            <w:tcW w:w="2448000" w:type="dxa"/>
             <w:tcBorders>
               <w:top w:val="single" w:sz="6" w:space="0" w:color="auto"/>
               <w:left w:val="single" w:sz="6" w:space="0" w:color="auto"/>
@@ -2411,15 +2432,16 @@
             <w:vAlign w:val="center"/>
             <w:hideMark/>
             <w:tcMar>
-              <w:top w:w="90" w:type="dxa"/>
-              <w:start w:w="110" w:type="dxa"/>
-              <w:bottom w:w="90" w:type="dxa"/>
-              <w:end w:w="110" w:type="dxa"/>
+              <w:top w:w="70" w:type="dxa"/>
+              <w:start w:w="80" w:type="dxa"/>
+              <w:bottom w:w="70" w:type="dxa"/>
+              <w:end w:w="80" w:type="dxa"/>
             </w:tcMar>
           </w:tcPr>
           <w:p>
             <w:pPr>
-              <w:spacing w:after="40" w:line="252" w:lineRule="auto"/>
+              <w:spacing w:after="40" w:line="240" w:lineRule="auto" w:before="0"/>
+              <w:ind w:left="0" w:right="0" w:firstLine="0"/>
               <w:jc w:val="left"/>
               <w:rPr>
                 <w:rFonts w:ascii="Times New Roman" w:eastAsia="Times New Roman" w:hAnsi="Times New Roman" w:cs="Times New Roman"/>
@@ -2431,13 +2453,12 @@
             </w:pPr>
             <w:r>
               <w:rPr>
-                <w:rFonts w:ascii="Arial" w:eastAsia="Arial" w:hAnsi="Arial" w:cs="Arial"/>
-                <w:b w:val="0"/>
-                <w:color w:val="17212B"/>
+                <w:rFonts w:ascii="Times New Roman" w:eastAsia="Times New Roman" w:hAnsi="Times New Roman" w:cs="Times New Roman"/>
                 <w:kern w:val="0"/>
-                <w:sz w:val="19"/>
+                <w:sz w:val="21"/>
                 <w:szCs w:val="26"/>
                 <w14:ligatures w14:val="none"/>
+                <w:lang w:val="vi-VN"/>
               </w:rPr>
               <w:t>Phụ thuộc vào các mẫu (templates) có sẵn.</w:t>
             </w:r>
@@ -2447,10 +2468,10 @@
     </w:tbl>
     <w:p>
       <w:pPr>
-        <w:pStyle w:val="Heading2"/>
-        <w:keepNext/>
-        <w:widowControl/>
-        <w:spacing w:after="100" w:afterAutospacing="1" w:line="276" w:lineRule="auto"/>
+        <w:pStyle w:val="Heading1"/>
+        <w:spacing w:after="100" w:afterAutospacing="1" w:line="240" w:lineRule="auto"/>
+        <w:ind w:firstLine="0"/>
+        <w:jc w:val="left"/>
         <w:outlineLvl w:val="2"/>
         <w:rPr>
           <w:rFonts w:ascii="Times New Roman" w:eastAsia="Times New Roman" w:hAnsi="Times New Roman" w:cs="Times New Roman"/>
@@ -2462,22 +2483,20 @@
       </w:pPr>
       <w:r>
         <w:rPr>
-          <w:rFonts w:ascii="Arial" w:hAnsi="Arial" w:cs="Arial" w:eastAsia="Arial"/>
+          <w:rFonts w:ascii="Times New Roman" w:hAnsi="Times New Roman" w:eastAsia="Times New Roman" w:cs="Times New Roman"/>
           <w:b/>
-          <w:color w:val="176B61"/>
-          <w:sz w:val="24"/>
-        </w:rPr>
-        <w:t>4. Nhận định giá trị</w:t>
-      </w:r>
-    </w:p>
-    <w:p>
-      <w:pPr>
-        <w:pStyle w:val="ListParagraph"/>
-        <w:numPr>
-          <w:ilvl w:val="0"/>
-          <w:numId w:val="2"/>
-        </w:numPr>
-        <w:spacing w:after="100" w:afterAutospacing="1" w:line="240" w:lineRule="auto"/>
+          <w:i w:val="0"/>
+          <w:sz w:val="28"/>
+          <w:lang w:val="vi-VN"/>
+        </w:rPr>
+        <w:t>VI. NHẬN ĐỊNH VÀ KẾT LUẬN</w:t>
+      </w:r>
+    </w:p>
+    <w:p>
+      <w:pPr>
+        <w:spacing w:after="120" w:afterAutospacing="1" w:line="312" w:lineRule="auto" w:before="0"/>
+        <w:ind w:left="0" w:right="0" w:firstLine="567"/>
+        <w:jc w:val="both"/>
         <w:rPr>
           <w:rFonts w:ascii="Times New Roman" w:eastAsia="Times New Roman" w:hAnsi="Times New Roman" w:cs="Times New Roman"/>
           <w:kern w:val="0"/>
@@ -2488,32 +2507,18 @@
       </w:pPr>
       <w:r>
         <w:rPr>
-          <w:rFonts w:ascii="Arial" w:hAnsi="Arial" w:cs="Arial" w:eastAsia="Arial"/>
-          <w:color w:val="17212B"/>
-          <w:sz w:val="22"/>
-        </w:rPr>
-        <w:t>Quy trình sáng tạo đã thay đổi từ "Làm ra cái gì" (What to build) sang "Yêu cầu cái gì" (What to ask). Sức mạnh không còn nằm ở đôi bàn tay khéo léo mà nằm ở khả năng đặt câu hỏi (Prompt Engineering) và năng lực thẩm định (Human Oversight).</w:t>
-      </w:r>
-    </w:p>
-    <w:p>
-      <w:pPr>
-        <w:pStyle w:val="Heading1"/>
-      </w:pPr>
-      <w:r>
-        <w:rPr>
-          <w:rFonts w:ascii="Arial" w:hAnsi="Arial" w:cs="Arial" w:eastAsia="Arial"/>
-          <w:b/>
-          <w:color w:val="0E5C50"/>
-          <w:sz w:val="28"/>
-        </w:rPr>
-        <w:t>IV. Kết luận</w:t>
-      </w:r>
-    </w:p>
-    <w:p>
-      <w:pPr>
-        <w:keepNext w:val="0"/>
-        <w:widowControl/>
-        <w:spacing w:after="100" w:afterAutospacing="1" w:line="276" w:lineRule="auto"/>
+          <w:rFonts w:ascii="Times New Roman" w:hAnsi="Times New Roman" w:eastAsia="Times New Roman" w:cs="Times New Roman"/>
+          <w:sz w:val="26"/>
+          <w:lang w:val="vi-VN"/>
+        </w:rPr>
+        <w:t>Quy trình sáng tạo chuyển từ việc chỉ tập trung vào thao tác kỹ thuật sang việc xác định yêu cầu, viết prompt và thẩm định đầu ra. Vì vậy, năng lực đặt câu hỏi và giám sát của con người trở thành yếu tố quyết định chất lượng sản phẩm.</w:t>
+      </w:r>
+    </w:p>
+    <w:p>
+      <w:pPr>
+        <w:spacing w:after="120" w:afterAutospacing="1" w:line="312" w:lineRule="auto" w:before="0"/>
+        <w:ind w:left="0" w:right="0" w:firstLine="567"/>
+        <w:jc w:val="both"/>
         <w:rPr>
           <w:rFonts w:ascii="Times New Roman" w:eastAsia="Times New Roman" w:hAnsi="Times New Roman" w:cs="Times New Roman"/>
           <w:kern w:val="0"/>
@@ -2524,17 +2529,17 @@
       </w:pPr>
       <w:r>
         <w:rPr>
-          <w:rFonts w:ascii="Arial" w:hAnsi="Arial" w:cs="Arial" w:eastAsia="Arial"/>
-          <w:color w:val="17212B"/>
-          <w:sz w:val="22"/>
-        </w:rPr>
-        <w:t>AI là một cộng sự đầy quyền năng, nhưng vai trò của con người là tối quan trọng trong việc giữ vững "la bàn đạo đức" và thổi hồn vào sản phẩm cuối cùng. Chúng ta không sử dụng AI để thay thế tư duy, mà để phóng đại tiềm năng của tư duy đó.</w:t>
+          <w:rFonts w:ascii="Times New Roman" w:hAnsi="Times New Roman" w:eastAsia="Times New Roman" w:cs="Times New Roman"/>
+          <w:sz w:val="26"/>
+          <w:lang w:val="vi-VN"/>
+        </w:rPr>
+        <w:t>AI là một cộng sự mạnh mẽ, nhưng con người vẫn giữ vai trò trung tâm trong việc kiểm chứng thông tin, bảo đảm đạo đức và tạo dấu ấn riêng cho sản phẩm. AI nên được sử dụng để mở rộng năng lực tư duy, không thay thế tư duy.</w:t>
       </w:r>
     </w:p>
     <w:sectPr>
       <w:footerReference w:type="default" r:id="rId10"/>
       <w:pgSz w:w="11906" w:h="16838"/>
-      <w:pgMar w:top="1020" w:right="1020" w:bottom="907" w:left="1020" w:header="454" w:footer="454" w:gutter="0"/>
+      <w:pgMar w:top="1134" w:right="1134" w:bottom="1134" w:left="1134" w:header="454" w:footer="510" w:gutter="0"/>
       <w:cols w:space="720"/>
       <w:docGrid w:linePitch="360"/>
     </w:sectPr>
@@ -2547,35 +2552,26 @@
   <w:p>
     <w:pPr>
       <w:pStyle w:val="Footer"/>
+      <w:ind w:firstLine="0"/>
       <w:jc w:val="center"/>
     </w:pPr>
     <w:r>
       <w:rPr>
-        <w:rFonts w:ascii="Arial" w:hAnsi="Arial" w:cs="Arial" w:eastAsia="Arial"/>
-        <w:color w:val="66737D"/>
-        <w:sz w:val="17"/>
-      </w:rPr>
+        <w:rFonts w:ascii="Times New Roman" w:hAnsi="Times New Roman" w:eastAsia="Times New Roman" w:cs="Times New Roman"/>
+        <w:sz w:val="22"/>
+        <w:lang w:val="vi-VN"/>
+      </w:rPr>
+      <w:t xml:space="preserve">Trang </w:t>
     </w:r>
-    <w:r>
-      <w:rPr>
-        <w:rFonts w:ascii="Arial" w:hAnsi="Arial" w:cs="Arial" w:eastAsia="Arial"/>
-        <w:color w:val="66737D"/>
-        <w:sz w:val="17"/>
-      </w:rPr>
-      <w:t xml:space="preserve">TRỊNH THỊ KIỀU OANH · 25041302 · Trang </w:t>
-    </w:r>
-    <w:r>
-      <w:rPr>
-        <w:rFonts w:ascii="Arial" w:hAnsi="Arial" w:cs="Arial" w:eastAsia="Arial"/>
-        <w:color w:val="66737D"/>
-        <w:sz w:val="17"/>
-      </w:rPr>
-      <w:fldChar w:fldCharType="begin"/>
-      <w:instrText xml:space="preserve"> PAGE </w:instrText>
-      <w:fldChar w:fldCharType="separate"/>
-      <w:t>1</w:t>
-      <w:fldChar w:fldCharType="end"/>
-    </w:r>
+    <w:fldSimple w:instr="PAGE">
+      <w:r>
+        <w:rPr>
+          <w:rFonts w:ascii="Times New Roman" w:hAnsi="Times New Roman" w:eastAsia="Times New Roman" w:cs="Times New Roman"/>
+          <w:sz w:val="22"/>
+        </w:rPr>
+        <w:t>1</w:t>
+      </w:r>
+    </w:fldSimple>
   </w:p>
 </w:ftr>
 </file>
@@ -4061,225 +4057,6 @@
   </w:num>
   <w:num w:numId="10">
     <w:abstractNumId w:val="2"/>
-  </w:num>
-  <w:abstractNum w:abstractNumId="12">
-    <w:multiLevelType w:val="hybridMultilevel"/>
-    <w:lvl w:ilvl="0">
-      <w:start w:val="1"/>
-      <w:numFmt w:val="bullet"/>
-      <w:lvlText w:val="•"/>
-      <w:lvlJc w:val="left"/>
-      <w:pPr>
-        <w:tabs>
-          <w:tab w:val="num" w:pos="650"/>
-        </w:tabs>
-        <w:ind w:left="650" w:hanging="360"/>
-        <w:spacing w:after="60" w:line="276" w:lineRule="auto"/>
-      </w:pPr>
-      <w:rPr>
-        <w:rFonts w:ascii="Arial" w:hAnsi="Arial"/>
-      </w:rPr>
-    </w:lvl>
-    <w:lvl w:ilvl="1">
-      <w:start w:val="1"/>
-      <w:numFmt w:val="bullet"/>
-      <w:lvlText w:val="•"/>
-      <w:lvlJc w:val="left"/>
-      <w:pPr>
-        <w:tabs>
-          <w:tab w:val="num" w:pos="1010"/>
-        </w:tabs>
-        <w:ind w:left="1010" w:hanging="360"/>
-        <w:spacing w:after="60" w:line="276" w:lineRule="auto"/>
-      </w:pPr>
-      <w:rPr>
-        <w:rFonts w:ascii="Arial" w:hAnsi="Arial"/>
-      </w:rPr>
-    </w:lvl>
-    <w:lvl w:ilvl="2">
-      <w:start w:val="1"/>
-      <w:numFmt w:val="bullet"/>
-      <w:lvlText w:val="•"/>
-      <w:lvlJc w:val="left"/>
-      <w:pPr>
-        <w:tabs>
-          <w:tab w:val="num" w:pos="1370"/>
-        </w:tabs>
-        <w:ind w:left="1370" w:hanging="360"/>
-        <w:spacing w:after="60" w:line="276" w:lineRule="auto"/>
-      </w:pPr>
-      <w:rPr>
-        <w:rFonts w:ascii="Arial" w:hAnsi="Arial"/>
-      </w:rPr>
-    </w:lvl>
-  </w:abstractNum>
-  <w:num w:numId="11">
-    <w:abstractNumId w:val="12"/>
-  </w:num>
-  <w:abstractNum w:abstractNumId="14">
-    <w:multiLevelType w:val="hybridMultilevel"/>
-    <w:lvl w:ilvl="0">
-      <w:start w:val="1"/>
-      <w:numFmt w:val="bullet"/>
-      <w:lvlText w:val="•"/>
-      <w:lvlJc w:val="left"/>
-      <w:pPr>
-        <w:tabs>
-          <w:tab w:val="num" w:pos="650"/>
-        </w:tabs>
-        <w:ind w:left="650" w:hanging="360"/>
-        <w:spacing w:after="60" w:line="276" w:lineRule="auto"/>
-      </w:pPr>
-      <w:rPr>
-        <w:rFonts w:ascii="Arial" w:hAnsi="Arial"/>
-      </w:rPr>
-    </w:lvl>
-    <w:lvl w:ilvl="1">
-      <w:start w:val="1"/>
-      <w:numFmt w:val="bullet"/>
-      <w:lvlText w:val="•"/>
-      <w:lvlJc w:val="left"/>
-      <w:pPr>
-        <w:tabs>
-          <w:tab w:val="num" w:pos="1010"/>
-        </w:tabs>
-        <w:ind w:left="1010" w:hanging="360"/>
-        <w:spacing w:after="60" w:line="276" w:lineRule="auto"/>
-      </w:pPr>
-      <w:rPr>
-        <w:rFonts w:ascii="Arial" w:hAnsi="Arial"/>
-      </w:rPr>
-    </w:lvl>
-    <w:lvl w:ilvl="2">
-      <w:start w:val="1"/>
-      <w:numFmt w:val="bullet"/>
-      <w:lvlText w:val="•"/>
-      <w:lvlJc w:val="left"/>
-      <w:pPr>
-        <w:tabs>
-          <w:tab w:val="num" w:pos="1370"/>
-        </w:tabs>
-        <w:ind w:left="1370" w:hanging="360"/>
-        <w:spacing w:after="60" w:line="276" w:lineRule="auto"/>
-      </w:pPr>
-      <w:rPr>
-        <w:rFonts w:ascii="Arial" w:hAnsi="Arial"/>
-      </w:rPr>
-    </w:lvl>
-  </w:abstractNum>
-  <w:num w:numId="13">
-    <w:abstractNumId w:val="14"/>
-  </w:num>
-  <w:abstractNum w:abstractNumId="16">
-    <w:multiLevelType w:val="hybridMultilevel"/>
-    <w:lvl w:ilvl="0">
-      <w:start w:val="1"/>
-      <w:numFmt w:val="bullet"/>
-      <w:lvlText w:val="•"/>
-      <w:lvlJc w:val="left"/>
-      <w:pPr>
-        <w:tabs>
-          <w:tab w:val="num" w:pos="650"/>
-        </w:tabs>
-        <w:ind w:left="650" w:hanging="360"/>
-        <w:spacing w:after="60" w:line="276" w:lineRule="auto"/>
-      </w:pPr>
-      <w:rPr>
-        <w:rFonts w:ascii="Arial" w:hAnsi="Arial"/>
-      </w:rPr>
-    </w:lvl>
-    <w:lvl w:ilvl="1">
-      <w:start w:val="1"/>
-      <w:numFmt w:val="bullet"/>
-      <w:lvlText w:val="•"/>
-      <w:lvlJc w:val="left"/>
-      <w:pPr>
-        <w:tabs>
-          <w:tab w:val="num" w:pos="1010"/>
-        </w:tabs>
-        <w:ind w:left="1010" w:hanging="360"/>
-        <w:spacing w:after="60" w:line="276" w:lineRule="auto"/>
-      </w:pPr>
-      <w:rPr>
-        <w:rFonts w:ascii="Arial" w:hAnsi="Arial"/>
-      </w:rPr>
-    </w:lvl>
-    <w:lvl w:ilvl="2">
-      <w:start w:val="1"/>
-      <w:numFmt w:val="bullet"/>
-      <w:lvlText w:val="•"/>
-      <w:lvlJc w:val="left"/>
-      <w:pPr>
-        <w:tabs>
-          <w:tab w:val="num" w:pos="1370"/>
-        </w:tabs>
-        <w:ind w:left="1370" w:hanging="360"/>
-        <w:spacing w:after="60" w:line="276" w:lineRule="auto"/>
-      </w:pPr>
-      <w:rPr>
-        <w:rFonts w:ascii="Arial" w:hAnsi="Arial"/>
-      </w:rPr>
-    </w:lvl>
-  </w:abstractNum>
-  <w:num w:numId="15">
-    <w:abstractNumId w:val="16"/>
-  </w:num>
-  <w:abstractNum w:abstractNumId="18">
-    <w:multiLevelType w:val="hybridMultilevel"/>
-    <w:lvl w:ilvl="0">
-      <w:start w:val="1"/>
-      <w:numFmt w:val="bullet"/>
-      <w:lvlText w:val="•"/>
-      <w:lvlJc w:val="left"/>
-      <w:pPr>
-        <w:tabs>
-          <w:tab w:val="num" w:pos="650"/>
-        </w:tabs>
-        <w:ind w:left="650" w:hanging="360"/>
-        <w:spacing w:after="60" w:line="276" w:lineRule="auto"/>
-      </w:pPr>
-      <w:rPr>
-        <w:rFonts w:ascii="Arial" w:hAnsi="Arial"/>
-      </w:rPr>
-    </w:lvl>
-    <w:lvl w:ilvl="1">
-      <w:start w:val="1"/>
-      <w:numFmt w:val="bullet"/>
-      <w:lvlText w:val="•"/>
-      <w:lvlJc w:val="left"/>
-      <w:pPr>
-        <w:tabs>
-          <w:tab w:val="num" w:pos="1010"/>
-        </w:tabs>
-        <w:ind w:left="1010" w:hanging="360"/>
-        <w:spacing w:after="60" w:line="276" w:lineRule="auto"/>
-      </w:pPr>
-      <w:rPr>
-        <w:rFonts w:ascii="Arial" w:hAnsi="Arial"/>
-      </w:rPr>
-    </w:lvl>
-    <w:lvl w:ilvl="2">
-      <w:start w:val="1"/>
-      <w:numFmt w:val="bullet"/>
-      <w:lvlText w:val="•"/>
-      <w:lvlJc w:val="left"/>
-      <w:pPr>
-        <w:tabs>
-          <w:tab w:val="num" w:pos="1370"/>
-        </w:tabs>
-        <w:ind w:left="1370" w:hanging="360"/>
-        <w:spacing w:after="60" w:line="276" w:lineRule="auto"/>
-      </w:pPr>
-      <w:rPr>
-        <w:rFonts w:ascii="Arial" w:hAnsi="Arial"/>
-      </w:rPr>
-    </w:lvl>
-  </w:abstractNum>
-  <w:num w:numId="17">
-    <w:abstractNumId w:val="18"/>
-    <w:lvlOverride w:ilvl="0">
-      <w:startOverride w:val="1"/>
-    </w:lvlOverride>
   </w:num>
 </w:numbering>
 </file>
@@ -4686,14 +4463,15 @@
     <w:qFormat/>
     <w:rsid w:val="00F03016"/>
     <w:pPr>
-      <w:spacing w:before="0" w:after="100" w:line="276" w:lineRule="auto"/>
+      <w:spacing w:line="312" w:lineRule="auto" w:after="120" w:before="0"/>
+      <w:ind w:firstLine="567"/>
+      <w:jc w:val="both"/>
     </w:pPr>
     <w:rPr>
-      <w:rFonts w:ascii="Arial" w:hAnsi="Arial" w:cs="Arial" w:eastAsia="Arial"/>
+      <w:rFonts w:ascii="Times New Roman" w:hAnsi="Times New Roman" w:eastAsia="Times New Roman" w:cs="Times New Roman"/>
       <w:b w:val="0"/>
       <w:i w:val="0"/>
-      <w:color w:val="17212B"/>
-      <w:sz w:val="22"/>
+      <w:sz w:val="26"/>
     </w:rPr>
   </w:style>
   <w:style w:type="paragraph" w:styleId="Heading1">
@@ -4707,15 +4485,16 @@
     <w:pPr>
       <w:keepNext/>
       <w:keepLines/>
-      <w:widowControl/>
-      <w:spacing w:before="280" w:after="120" w:line="276" w:lineRule="auto"/>
+      <w:spacing w:before="240" w:after="120"/>
+      <w:ind w:firstLine="0" w:left="0"/>
+      <w:jc w:val="left"/>
       <w:outlineLvl w:val="0"/>
     </w:pPr>
     <w:rPr>
-      <w:rFonts w:asciiTheme="majorHAnsi" w:eastAsiaTheme="majorEastAsia" w:hAnsiTheme="majorHAnsi" w:cstheme="majorBidi" w:ascii="Arial" w:hAnsi="Arial" w:cs="Arial" w:eastAsia="Arial"/>
+      <w:rFonts w:asciiTheme="majorHAnsi" w:eastAsiaTheme="majorEastAsia" w:hAnsiTheme="majorHAnsi" w:cstheme="majorBidi" w:ascii="Times New Roman" w:hAnsi="Times New Roman" w:eastAsia="Times New Roman" w:cs="Times New Roman"/>
       <w:b/>
       <w:i w:val="0"/>
-      <w:color w:val="0E5C50"/>
+      <w:color w:val="2F5496" w:themeColor="accent1" w:themeShade="BF"/>
       <w:sz w:val="28"/>
       <w:szCs w:val="40"/>
     </w:rPr>
@@ -4733,16 +4512,17 @@
     <w:pPr>
       <w:keepNext/>
       <w:keepLines/>
-      <w:widowControl/>
-      <w:spacing w:before="200" w:after="80" w:line="276" w:lineRule="auto"/>
+      <w:spacing w:before="160" w:after="80"/>
+      <w:ind w:firstLine="0" w:left="0"/>
+      <w:jc w:val="left"/>
       <w:outlineLvl w:val="1"/>
     </w:pPr>
     <w:rPr>
-      <w:rFonts w:asciiTheme="majorHAnsi" w:eastAsiaTheme="majorEastAsia" w:hAnsiTheme="majorHAnsi" w:cstheme="majorBidi" w:ascii="Arial" w:hAnsi="Arial" w:cs="Arial" w:eastAsia="Arial"/>
+      <w:rFonts w:asciiTheme="majorHAnsi" w:eastAsiaTheme="majorEastAsia" w:hAnsiTheme="majorHAnsi" w:cstheme="majorBidi" w:ascii="Times New Roman" w:hAnsi="Times New Roman" w:eastAsia="Times New Roman" w:cs="Times New Roman"/>
       <w:b/>
       <w:i w:val="0"/>
-      <w:color w:val="176B61"/>
-      <w:sz w:val="24"/>
+      <w:color w:val="2F5496" w:themeColor="accent1" w:themeShade="BF"/>
+      <w:sz w:val="26"/>
       <w:szCs w:val="32"/>
     </w:rPr>
   </w:style>
@@ -4759,16 +4539,17 @@
     <w:pPr>
       <w:keepNext/>
       <w:keepLines/>
-      <w:widowControl/>
-      <w:spacing w:before="160" w:after="60" w:line="276" w:lineRule="auto"/>
+      <w:spacing w:before="120" w:after="60"/>
+      <w:ind w:firstLine="0" w:left="227"/>
+      <w:jc w:val="left"/>
       <w:outlineLvl w:val="2"/>
     </w:pPr>
     <w:rPr>
-      <w:rFonts w:eastAsiaTheme="majorEastAsia" w:cstheme="majorBidi" w:ascii="Arial" w:hAnsi="Arial" w:cs="Arial" w:eastAsia="Arial"/>
+      <w:rFonts w:eastAsiaTheme="majorEastAsia" w:cstheme="majorBidi" w:ascii="Times New Roman" w:hAnsi="Times New Roman" w:eastAsia="Times New Roman" w:cs="Times New Roman"/>
       <w:b/>
-      <w:i w:val="0"/>
-      <w:color w:val="3A506B"/>
-      <w:sz w:val="22"/>
+      <w:i/>
+      <w:color w:val="2F5496" w:themeColor="accent1" w:themeShade="BF"/>
+      <w:sz w:val="26"/>
       <w:szCs w:val="28"/>
     </w:rPr>
   </w:style>
@@ -5060,18 +4841,18 @@
     <w:rsid w:val="00F03016"/>
     <w:pPr>
       <w:keepNext/>
-      <w:widowControl/>
-      <w:spacing w:after="200" w:line="276" w:lineRule="auto" w:before="0"/>
+      <w:spacing w:after="240" w:line="240" w:lineRule="auto" w:before="0"/>
+      <w:ind w:firstLine="0"/>
       <w:contextualSpacing/>
+      <w:jc w:val="center"/>
     </w:pPr>
     <w:rPr>
-      <w:rFonts w:asciiTheme="majorHAnsi" w:eastAsiaTheme="majorEastAsia" w:hAnsiTheme="majorHAnsi" w:cstheme="majorBidi" w:ascii="Arial" w:hAnsi="Arial" w:cs="Arial" w:eastAsia="Arial"/>
+      <w:rFonts w:asciiTheme="majorHAnsi" w:eastAsiaTheme="majorEastAsia" w:hAnsiTheme="majorHAnsi" w:cstheme="majorBidi" w:ascii="Times New Roman" w:hAnsi="Times New Roman" w:eastAsia="Times New Roman" w:cs="Times New Roman"/>
       <w:b/>
       <w:i w:val="0"/>
-      <w:color w:val="0E5C50"/>
       <w:spacing w:val="-10"/>
       <w:kern w:val="28"/>
-      <w:sz w:val="40"/>
+      <w:sz w:val="32"/>
       <w:szCs w:val="56"/>
     </w:rPr>
   </w:style>
@@ -5098,20 +4879,20 @@
     <w:qFormat/>
     <w:rsid w:val="00F03016"/>
     <w:pPr>
-      <w:keepNext/>
-      <w:widowControl/>
       <w:numPr>
         <w:ilvl w:val="1"/>
       </w:numPr>
-      <w:spacing w:before="0" w:after="80" w:line="276" w:lineRule="auto"/>
+      <w:spacing w:after="200"/>
+      <w:ind w:firstLine="0"/>
+      <w:jc w:val="center"/>
     </w:pPr>
     <w:rPr>
-      <w:rFonts w:eastAsiaTheme="majorEastAsia" w:cstheme="majorBidi" w:ascii="Arial" w:hAnsi="Arial" w:cs="Arial" w:eastAsia="Arial"/>
-      <w:b w:val="0"/>
+      <w:rFonts w:eastAsiaTheme="majorEastAsia" w:cstheme="majorBidi" w:ascii="Times New Roman" w:hAnsi="Times New Roman" w:eastAsia="Times New Roman" w:cs="Times New Roman"/>
+      <w:b/>
       <w:i w:val="0"/>
-      <w:color w:val="66737D"/>
+      <w:color w:val="595959" w:themeColor="text1" w:themeTint="A6"/>
       <w:spacing w:val="15"/>
-      <w:sz w:val="21"/>
+      <w:sz w:val="28"/>
       <w:szCs w:val="28"/>
     </w:rPr>
   </w:style>
@@ -5166,17 +4947,9 @@
     <w:qFormat/>
     <w:rsid w:val="00F03016"/>
     <w:pPr>
-      <w:spacing w:before="0" w:after="60" w:line="276" w:lineRule="auto"/>
       <w:ind w:left="720"/>
       <w:contextualSpacing/>
     </w:pPr>
-    <w:rPr>
-      <w:rFonts w:ascii="Arial" w:hAnsi="Arial" w:cs="Arial" w:eastAsia="Arial"/>
-      <w:b w:val="0"/>
-      <w:i w:val="0"/>
-      <w:color w:val="17212B"/>
-      <w:sz w:val="22"/>
-    </w:rPr>
   </w:style>
   <w:style w:type="character" w:styleId="IntenseEmphasis">
     <w:name w:val="Intense Emphasis"/>
@@ -5269,15 +5042,15 @@
   <w:style w:type="paragraph" w:customStyle="1" w:styleId="Caption">
     <w:name w:val="caption"/>
     <w:pPr>
-      <w:spacing w:before="60" w:after="160"/>
+      <w:spacing w:before="40" w:after="120"/>
+      <w:ind w:firstLine="0"/>
       <w:jc w:val="center"/>
     </w:pPr>
     <w:rPr>
-      <w:rFonts w:ascii="Arial" w:hAnsi="Arial" w:cs="Arial" w:eastAsia="Arial"/>
+      <w:rFonts w:ascii="Times New Roman" w:hAnsi="Times New Roman" w:eastAsia="Times New Roman" w:cs="Times New Roman"/>
       <w:b w:val="0"/>
       <w:i/>
-      <w:color w:val="66737D"/>
-      <w:sz w:val="19"/>
+      <w:sz w:val="22"/>
     </w:rPr>
   </w:style>
 </w:styles>
